--- a/docs/artserver-notebook-a5.docx
+++ b/docs/artserver-notebook-a5.docx
@@ -4,68 +4,73 @@
   <w:body>
     <w:p>
       <w:pPr>
-        <w:pStyle w:val="Title"/>
+        <w:pStyle w:val="A5Title"/>
         <w:jc w:val="center"/>
       </w:pPr>
       <w:r>
-        <w:t>artserver Notebook: Betrieb &amp; Vorsicht</w:t>
+        <w:t>artserver - Systemzettel</w:t>
       </w:r>
     </w:p>
     <w:p>
       <w:pPr>
-        <w:spacing w:after="50"/>
+        <w:spacing w:after="40"/>
         <w:jc w:val="center"/>
       </w:pPr>
       <w:r>
         <w:rPr>
-          <w:rFonts w:ascii="Arial" w:hAnsi="Arial"/>
-          <w:color w:val="525B69"/>
+          <w:rFonts w:ascii="Calibri" w:hAnsi="Calibri"/>
+          <w:color w:val="5C626A"/>
           <w:sz w:val="12"/>
         </w:rPr>
-        <w:t>Ubuntu 24.04, Docker + Caddy | Stand 03.06.2026 | zuerst lesen, dann administrieren</w:t>
+        <w:t>Administration von jedem LAN-Rechner, direkt am Server oder via SSH | Stand 02.07.2026</w:t>
       </w:r>
     </w:p>
     <w:tbl>
       <w:tblPr>
-        <w:tblW w:type="auto" w:w="0"/>
-        <w:jc w:val="center"/>
+        <w:tblW w:type="dxa" w:w="7767"/>
+        <w:tblLayout w:type="fixed"/>
         <w:tblLook w:firstColumn="1" w:firstRow="1" w:lastColumn="0" w:lastRow="0" w:noHBand="0" w:noVBand="1" w:val="04A0"/>
+        <w:jc w:val="left"/>
+        <w:tblInd w:type="dxa" w:w="100"/>
       </w:tblPr>
       <w:tblGrid>
         <w:gridCol w:w="7767"/>
       </w:tblGrid>
       <w:tr>
+        <w:trPr/>
         <w:tc>
           <w:tcPr>
             <w:tcW w:type="dxa" w:w="7767"/>
             <w:shd w:fill="FCE8E6"/>
             <w:tcBorders>
-              <w:top w:val="single" w:sz="3" w:color="E0A0A0"/>
-              <w:left w:val="single" w:sz="3" w:color="E0A0A0"/>
-              <w:bottom w:val="single" w:sz="3" w:color="E0A0A0"/>
-              <w:right w:val="single" w:sz="3" w:color="E0A0A0"/>
+              <w:top w:val="single" w:sz="5" w:color="D99B9B"/>
+              <w:start w:val="single" w:sz="5" w:color="D99B9B"/>
+              <w:bottom w:val="single" w:sz="5" w:color="D99B9B"/>
+              <w:end w:val="single" w:sz="5" w:color="D99B9B"/>
+              <w:insideH w:val="single" w:sz="5" w:color="D99B9B"/>
+              <w:insideV w:val="single" w:sz="5" w:color="D99B9B"/>
             </w:tcBorders>
+            <w:vAlign w:val="center"/>
             <w:tcMar>
-              <w:top w:w="30" w:type="dxa"/>
-              <w:bottom w:w="30" w:type="dxa"/>
-              <w:left w:w="48" w:type="dxa"/>
-              <w:right w:w="48" w:type="dxa"/>
+              <w:top w:w="80" w:type="dxa"/>
+              <w:bottom w:w="80" w:type="dxa"/>
+              <w:start w:w="100" w:type="dxa"/>
+              <w:end w:w="100" w:type="dxa"/>
             </w:tcMar>
-            <w:vAlign w:val="center"/>
           </w:tcPr>
           <w:p>
             <w:pPr>
-              <w:spacing w:after="0" w:line="221" w:lineRule="auto"/>
+              <w:spacing w:before="0" w:after="0" w:line="223" w:lineRule="auto"/>
             </w:pPr>
             <w:r/>
             <w:r>
               <w:rPr>
-                <w:rFonts w:ascii="Arial" w:hAnsi="Arial" w:eastAsia="Arial"/>
+                <w:rFonts w:ascii="Calibri" w:hAnsi="Calibri"/>
                 <w:b/>
-                <w:color w:val="962828"/>
-                <w:sz w:val="12"/>
+                <w:color w:val="942323"/>
+                <w:sz w:val="13"/>
               </w:rPr>
-              <w:t>WICHTIG: Auf diesem Notebook laufen produktive Dienste. Nicht blind Container, Volumes, Datenordner, .env-Dateien oder Caddy-Konfiguration löschen. Vor riskanten Änderungen Backup machen.</w:t>
+              <w:t>ACHTUNG: Produktivsystem. Nie Container, Docker-Volumes, Datenordner, .env-Dateien oder Caddy-Konfiguration blind löschen. Erst über Browser/SSH Status prüfen, Backup kontrollieren, dann dokumentierten Admin-Weg verwenden.</w:t>
             </w:r>
           </w:p>
         </w:tc>
@@ -76,51 +81,62 @@
         <w:pStyle w:val="Heading1"/>
       </w:pPr>
       <w:r>
-        <w:t>Was läuft?</w:t>
+        <w:t>Anwendungen und Verwaltungswege</w:t>
       </w:r>
     </w:p>
     <w:tbl>
       <w:tblPr>
-        <w:tblW w:type="auto" w:w="0"/>
-        <w:jc w:val="center"/>
+        <w:tblW w:type="dxa" w:w="7767"/>
         <w:tblLayout w:type="fixed"/>
         <w:tblLook w:firstColumn="1" w:firstRow="1" w:lastColumn="0" w:lastRow="0" w:noHBand="0" w:noVBand="1" w:val="04A0"/>
+        <w:jc w:val="left"/>
+        <w:tblInd w:type="dxa" w:w="55"/>
       </w:tblPr>
       <w:tblGrid>
-        <w:gridCol w:w="1219"/>
-        <w:gridCol w:w="3033"/>
-        <w:gridCol w:w="3515"/>
+        <w:gridCol w:w="1311"/>
+        <w:gridCol w:w="2379"/>
+        <w:gridCol w:w="4077"/>
       </w:tblGrid>
       <w:tr>
+        <w:trPr>
+          <w:tblHeader w:val="true"/>
+        </w:trPr>
         <w:tc>
           <w:tcPr>
-            <w:tcW w:type="dxa" w:w="2589"/>
-            <w:shd w:fill="EAF1F8"/>
+            <w:tcW w:type="dxa" w:w="1311"/>
+            <w:shd w:fill="E8EEF5"/>
             <w:tcBorders>
-              <w:top w:val="single" w:sz="3" w:color="C9D4E0"/>
-              <w:left w:val="single" w:sz="3" w:color="C9D4E0"/>
-              <w:bottom w:val="single" w:sz="3" w:color="C9D4E0"/>
-              <w:right w:val="single" w:sz="3" w:color="C9D4E0"/>
+              <w:top w:val="single" w:sz="3" w:color="C7D1DB"/>
+              <w:start w:val="single" w:sz="3" w:color="C7D1DB"/>
+              <w:bottom w:val="single" w:sz="3" w:color="C7D1DB"/>
+              <w:end w:val="single" w:sz="3" w:color="C7D1DB"/>
+              <w:insideH w:val="single" w:sz="3" w:color="C7D1DB"/>
+              <w:insideV w:val="single" w:sz="3" w:color="C7D1DB"/>
             </w:tcBorders>
+            <w:vAlign w:val="center"/>
             <w:tcMar>
-              <w:top w:w="30" w:type="dxa"/>
-              <w:bottom w:w="30" w:type="dxa"/>
-              <w:left w:w="48" w:type="dxa"/>
-              <w:right w:w="48" w:type="dxa"/>
+              <w:top w:w="50" w:type="dxa"/>
+              <w:bottom w:w="50" w:type="dxa"/>
+              <w:start w:w="55" w:type="dxa"/>
+              <w:end w:w="55" w:type="dxa"/>
             </w:tcMar>
-            <w:vAlign w:val="center"/>
           </w:tcPr>
           <w:p>
             <w:pPr>
-              <w:spacing w:after="0" w:line="221" w:lineRule="auto"/>
+              <w:spacing w:before="0" w:after="0" w:line="226" w:lineRule="auto"/>
+              <w:jc w:val="left"/>
             </w:pPr>
-            <w:r/>
             <w:r>
               <w:rPr>
-                <w:rFonts w:ascii="Arial" w:hAnsi="Arial" w:eastAsia="Arial"/>
+                <w:sz w:val="12"/>
+              </w:rPr>
+            </w:r>
+            <w:r>
+              <w:rPr>
+                <w:rFonts w:ascii="Calibri" w:hAnsi="Calibri"/>
                 <w:b/>
-                <w:color w:val="14304E"/>
-                <w:sz w:val="11"/>
+                <w:color w:val="1C4160"/>
+                <w:sz w:val="12"/>
               </w:rPr>
               <w:t>Dienst</w:t>
             </w:r>
@@ -128,102 +144,124 @@
         </w:tc>
         <w:tc>
           <w:tcPr>
-            <w:tcW w:type="dxa" w:w="2589"/>
-            <w:shd w:fill="EAF1F8"/>
+            <w:tcW w:type="dxa" w:w="2379"/>
+            <w:shd w:fill="E8EEF5"/>
             <w:tcBorders>
-              <w:top w:val="single" w:sz="3" w:color="C9D4E0"/>
-              <w:left w:val="single" w:sz="3" w:color="C9D4E0"/>
-              <w:bottom w:val="single" w:sz="3" w:color="C9D4E0"/>
-              <w:right w:val="single" w:sz="3" w:color="C9D4E0"/>
+              <w:top w:val="single" w:sz="3" w:color="C7D1DB"/>
+              <w:start w:val="single" w:sz="3" w:color="C7D1DB"/>
+              <w:bottom w:val="single" w:sz="3" w:color="C7D1DB"/>
+              <w:end w:val="single" w:sz="3" w:color="C7D1DB"/>
+              <w:insideH w:val="single" w:sz="3" w:color="C7D1DB"/>
+              <w:insideV w:val="single" w:sz="3" w:color="C7D1DB"/>
             </w:tcBorders>
+            <w:vAlign w:val="center"/>
             <w:tcMar>
-              <w:top w:w="30" w:type="dxa"/>
-              <w:bottom w:w="30" w:type="dxa"/>
-              <w:left w:w="48" w:type="dxa"/>
-              <w:right w:w="48" w:type="dxa"/>
+              <w:top w:w="50" w:type="dxa"/>
+              <w:bottom w:w="50" w:type="dxa"/>
+              <w:start w:w="55" w:type="dxa"/>
+              <w:end w:w="55" w:type="dxa"/>
             </w:tcMar>
-            <w:vAlign w:val="center"/>
           </w:tcPr>
           <w:p>
             <w:pPr>
-              <w:spacing w:after="0" w:line="221" w:lineRule="auto"/>
+              <w:spacing w:before="0" w:after="0" w:line="226" w:lineRule="auto"/>
+              <w:jc w:val="left"/>
             </w:pPr>
-            <w:r/>
             <w:r>
               <w:rPr>
-                <w:rFonts w:ascii="Arial" w:hAnsi="Arial" w:eastAsia="Arial"/>
+                <w:sz w:val="12"/>
+              </w:rPr>
+            </w:r>
+            <w:r>
+              <w:rPr>
+                <w:rFonts w:ascii="Calibri" w:hAnsi="Calibri"/>
                 <w:b/>
-                <w:color w:val="14304E"/>
-                <w:sz w:val="11"/>
+                <w:color w:val="1C4160"/>
+                <w:sz w:val="12"/>
               </w:rPr>
-              <w:t>Adresse / Zweck</w:t>
+              <w:t>Adresse</w:t>
             </w:r>
           </w:p>
         </w:tc>
         <w:tc>
           <w:tcPr>
-            <w:tcW w:type="dxa" w:w="2589"/>
-            <w:shd w:fill="EAF1F8"/>
+            <w:tcW w:type="dxa" w:w="4077"/>
+            <w:shd w:fill="E8EEF5"/>
             <w:tcBorders>
-              <w:top w:val="single" w:sz="3" w:color="C9D4E0"/>
-              <w:left w:val="single" w:sz="3" w:color="C9D4E0"/>
-              <w:bottom w:val="single" w:sz="3" w:color="C9D4E0"/>
-              <w:right w:val="single" w:sz="3" w:color="C9D4E0"/>
+              <w:top w:val="single" w:sz="3" w:color="C7D1DB"/>
+              <w:start w:val="single" w:sz="3" w:color="C7D1DB"/>
+              <w:bottom w:val="single" w:sz="3" w:color="C7D1DB"/>
+              <w:end w:val="single" w:sz="3" w:color="C7D1DB"/>
+              <w:insideH w:val="single" w:sz="3" w:color="C7D1DB"/>
+              <w:insideV w:val="single" w:sz="3" w:color="C7D1DB"/>
             </w:tcBorders>
+            <w:vAlign w:val="center"/>
             <w:tcMar>
-              <w:top w:w="30" w:type="dxa"/>
-              <w:bottom w:w="30" w:type="dxa"/>
-              <w:left w:w="48" w:type="dxa"/>
-              <w:right w:w="48" w:type="dxa"/>
+              <w:top w:w="50" w:type="dxa"/>
+              <w:bottom w:w="50" w:type="dxa"/>
+              <w:start w:w="55" w:type="dxa"/>
+              <w:end w:w="55" w:type="dxa"/>
             </w:tcMar>
-            <w:vAlign w:val="center"/>
           </w:tcPr>
           <w:p>
             <w:pPr>
-              <w:spacing w:after="0" w:line="221" w:lineRule="auto"/>
+              <w:spacing w:before="0" w:after="0" w:line="226" w:lineRule="auto"/>
+              <w:jc w:val="left"/>
             </w:pPr>
-            <w:r/>
             <w:r>
               <w:rPr>
-                <w:rFonts w:ascii="Arial" w:hAnsi="Arial" w:eastAsia="Arial"/>
+                <w:sz w:val="12"/>
+              </w:rPr>
+            </w:r>
+            <w:r>
+              <w:rPr>
+                <w:rFonts w:ascii="Calibri" w:hAnsi="Calibri"/>
                 <w:b/>
-                <w:color w:val="14304E"/>
-                <w:sz w:val="11"/>
+                <w:color w:val="1C4160"/>
+                <w:sz w:val="12"/>
               </w:rPr>
-              <w:t>Wichtig zum Admin</w:t>
+              <w:t>Verwaltung / kritischer Pfad</w:t>
             </w:r>
           </w:p>
         </w:tc>
       </w:tr>
       <w:tr>
+        <w:trPr/>
         <w:tc>
           <w:tcPr>
-            <w:tcW w:type="dxa" w:w="1219"/>
+            <w:tcW w:type="dxa" w:w="1311"/>
             <w:tcBorders>
-              <w:top w:val="single" w:sz="3" w:color="C9D4E0"/>
-              <w:left w:val="single" w:sz="3" w:color="C9D4E0"/>
-              <w:bottom w:val="single" w:sz="3" w:color="C9D4E0"/>
-              <w:right w:val="single" w:sz="3" w:color="C9D4E0"/>
+              <w:top w:val="single" w:sz="3" w:color="C7D1DB"/>
+              <w:start w:val="single" w:sz="3" w:color="C7D1DB"/>
+              <w:bottom w:val="single" w:sz="3" w:color="C7D1DB"/>
+              <w:end w:val="single" w:sz="3" w:color="C7D1DB"/>
+              <w:insideH w:val="single" w:sz="3" w:color="C7D1DB"/>
+              <w:insideV w:val="single" w:sz="3" w:color="C7D1DB"/>
             </w:tcBorders>
+            <w:vAlign w:val="center"/>
             <w:tcMar>
-              <w:top w:w="30" w:type="dxa"/>
-              <w:bottom w:w="30" w:type="dxa"/>
-              <w:left w:w="48" w:type="dxa"/>
-              <w:right w:w="48" w:type="dxa"/>
+              <w:top w:w="50" w:type="dxa"/>
+              <w:bottom w:w="50" w:type="dxa"/>
+              <w:start w:w="55" w:type="dxa"/>
+              <w:end w:w="55" w:type="dxa"/>
             </w:tcMar>
-            <w:vAlign w:val="center"/>
           </w:tcPr>
           <w:p>
             <w:pPr>
-              <w:spacing w:after="0" w:line="221" w:lineRule="auto"/>
+              <w:spacing w:before="0" w:after="0" w:line="226" w:lineRule="auto"/>
+              <w:jc w:val="left"/>
             </w:pPr>
-            <w:r/>
             <w:r>
               <w:rPr>
-                <w:rFonts w:ascii="Arial" w:hAnsi="Arial" w:eastAsia="Arial"/>
+                <w:sz w:val="12"/>
+              </w:rPr>
+            </w:r>
+            <w:r>
+              <w:rPr>
+                <w:rFonts w:ascii="Calibri" w:hAnsi="Calibri"/>
                 <w:b/>
-                <w:color w:val="14304E"/>
-                <w:sz w:val="11"/>
+                <w:color w:val="1C4160"/>
+                <w:sz w:val="12"/>
               </w:rPr>
               <w:t>Website</w:t>
             </w:r>
@@ -231,100 +269,124 @@
         </w:tc>
         <w:tc>
           <w:tcPr>
-            <w:tcW w:type="dxa" w:w="3033"/>
+            <w:tcW w:type="dxa" w:w="2379"/>
             <w:tcBorders>
-              <w:top w:val="single" w:sz="3" w:color="C9D4E0"/>
-              <w:left w:val="single" w:sz="3" w:color="C9D4E0"/>
-              <w:bottom w:val="single" w:sz="3" w:color="C9D4E0"/>
-              <w:right w:val="single" w:sz="3" w:color="C9D4E0"/>
+              <w:top w:val="single" w:sz="3" w:color="C7D1DB"/>
+              <w:start w:val="single" w:sz="3" w:color="C7D1DB"/>
+              <w:bottom w:val="single" w:sz="3" w:color="C7D1DB"/>
+              <w:end w:val="single" w:sz="3" w:color="C7D1DB"/>
+              <w:insideH w:val="single" w:sz="3" w:color="C7D1DB"/>
+              <w:insideV w:val="single" w:sz="3" w:color="C7D1DB"/>
             </w:tcBorders>
+            <w:vAlign w:val="center"/>
             <w:tcMar>
-              <w:top w:w="30" w:type="dxa"/>
-              <w:bottom w:w="30" w:type="dxa"/>
-              <w:left w:w="48" w:type="dxa"/>
-              <w:right w:w="48" w:type="dxa"/>
+              <w:top w:w="50" w:type="dxa"/>
+              <w:bottom w:w="50" w:type="dxa"/>
+              <w:start w:w="55" w:type="dxa"/>
+              <w:end w:w="55" w:type="dxa"/>
             </w:tcMar>
-            <w:vAlign w:val="center"/>
           </w:tcPr>
           <w:p>
             <w:pPr>
-              <w:spacing w:after="0" w:line="221" w:lineRule="auto"/>
+              <w:spacing w:before="0" w:after="0" w:line="226" w:lineRule="auto"/>
+              <w:jc w:val="left"/>
             </w:pPr>
-            <w:r/>
             <w:r>
               <w:rPr>
-                <w:rFonts w:ascii="Arial" w:hAnsi="Arial" w:eastAsia="Arial"/>
+                <w:sz w:val="12"/>
+              </w:rPr>
+            </w:r>
+            <w:r>
+              <w:rPr>
+                <w:rFonts w:ascii="Calibri" w:hAnsi="Calibri"/>
                 <w:b w:val="0"/>
-                <w:sz w:val="10"/>
+                <w:color w:val="202327"/>
+                <w:sz w:val="12"/>
               </w:rPr>
               <w:t>http://192.168.1.136/</w:t>
               <w:br/>
-              <w:t>http://artserver:8088/</w:t>
+              <w:t>:8088 oder :18005</w:t>
             </w:r>
           </w:p>
         </w:tc>
         <w:tc>
           <w:tcPr>
-            <w:tcW w:type="dxa" w:w="3515"/>
+            <w:tcW w:type="dxa" w:w="4077"/>
             <w:tcBorders>
-              <w:top w:val="single" w:sz="3" w:color="C9D4E0"/>
-              <w:left w:val="single" w:sz="3" w:color="C9D4E0"/>
-              <w:bottom w:val="single" w:sz="3" w:color="C9D4E0"/>
-              <w:right w:val="single" w:sz="3" w:color="C9D4E0"/>
+              <w:top w:val="single" w:sz="3" w:color="C7D1DB"/>
+              <w:start w:val="single" w:sz="3" w:color="C7D1DB"/>
+              <w:bottom w:val="single" w:sz="3" w:color="C7D1DB"/>
+              <w:end w:val="single" w:sz="3" w:color="C7D1DB"/>
+              <w:insideH w:val="single" w:sz="3" w:color="C7D1DB"/>
+              <w:insideV w:val="single" w:sz="3" w:color="C7D1DB"/>
             </w:tcBorders>
+            <w:vAlign w:val="center"/>
             <w:tcMar>
-              <w:top w:w="30" w:type="dxa"/>
-              <w:bottom w:w="30" w:type="dxa"/>
-              <w:left w:w="48" w:type="dxa"/>
-              <w:right w:w="48" w:type="dxa"/>
+              <w:top w:w="50" w:type="dxa"/>
+              <w:bottom w:w="50" w:type="dxa"/>
+              <w:start w:w="55" w:type="dxa"/>
+              <w:end w:w="55" w:type="dxa"/>
             </w:tcMar>
-            <w:vAlign w:val="center"/>
           </w:tcPr>
           <w:p>
             <w:pPr>
-              <w:spacing w:after="0" w:line="221" w:lineRule="auto"/>
+              <w:spacing w:before="0" w:after="0" w:line="226" w:lineRule="auto"/>
+              <w:jc w:val="left"/>
             </w:pPr>
-            <w:r/>
             <w:r>
               <w:rPr>
-                <w:rFonts w:ascii="Arial" w:hAnsi="Arial" w:eastAsia="Arial"/>
+                <w:sz w:val="12"/>
+              </w:rPr>
+            </w:r>
+            <w:r>
+              <w:rPr>
+                <w:rFonts w:ascii="Calibri" w:hAnsi="Calibri"/>
                 <w:b w:val="0"/>
-                <w:sz w:val="10"/>
+                <w:color w:val="202327"/>
+                <w:sz w:val="12"/>
               </w:rPr>
-              <w:t>Caddy -&gt; /home/art/arkons/www/current</w:t>
+              <w:t>Caddy; Inhalt: /home/art/arkons/www/current</w:t>
             </w:r>
           </w:p>
         </w:tc>
       </w:tr>
       <w:tr>
+        <w:trPr/>
         <w:tc>
           <w:tcPr>
-            <w:tcW w:type="dxa" w:w="1219"/>
+            <w:tcW w:type="dxa" w:w="1311"/>
             <w:tcBorders>
-              <w:top w:val="single" w:sz="3" w:color="C9D4E0"/>
-              <w:left w:val="single" w:sz="3" w:color="C9D4E0"/>
-              <w:bottom w:val="single" w:sz="3" w:color="C9D4E0"/>
-              <w:right w:val="single" w:sz="3" w:color="C9D4E0"/>
+              <w:top w:val="single" w:sz="3" w:color="C7D1DB"/>
+              <w:start w:val="single" w:sz="3" w:color="C7D1DB"/>
+              <w:bottom w:val="single" w:sz="3" w:color="C7D1DB"/>
+              <w:end w:val="single" w:sz="3" w:color="C7D1DB"/>
+              <w:insideH w:val="single" w:sz="3" w:color="C7D1DB"/>
+              <w:insideV w:val="single" w:sz="3" w:color="C7D1DB"/>
             </w:tcBorders>
+            <w:vAlign w:val="center"/>
             <w:tcMar>
-              <w:top w:w="30" w:type="dxa"/>
-              <w:bottom w:w="30" w:type="dxa"/>
-              <w:left w:w="48" w:type="dxa"/>
-              <w:right w:w="48" w:type="dxa"/>
+              <w:top w:w="50" w:type="dxa"/>
+              <w:bottom w:w="50" w:type="dxa"/>
+              <w:start w:w="55" w:type="dxa"/>
+              <w:end w:w="55" w:type="dxa"/>
             </w:tcMar>
-            <w:vAlign w:val="center"/>
           </w:tcPr>
           <w:p>
             <w:pPr>
-              <w:spacing w:after="0" w:line="221" w:lineRule="auto"/>
+              <w:spacing w:before="0" w:after="0" w:line="226" w:lineRule="auto"/>
+              <w:jc w:val="left"/>
             </w:pPr>
-            <w:r/>
             <w:r>
               <w:rPr>
-                <w:rFonts w:ascii="Arial" w:hAnsi="Arial" w:eastAsia="Arial"/>
+                <w:sz w:val="12"/>
+              </w:rPr>
+            </w:r>
+            <w:r>
+              <w:rPr>
+                <w:rFonts w:ascii="Calibri" w:hAnsi="Calibri"/>
                 <w:b/>
-                <w:color w:val="14304E"/>
-                <w:sz w:val="11"/>
+                <w:color w:val="1C4160"/>
+                <w:sz w:val="12"/>
               </w:rPr>
               <w:t>Menüplan</w:t>
             </w:r>
@@ -332,31 +394,39 @@
         </w:tc>
         <w:tc>
           <w:tcPr>
-            <w:tcW w:type="dxa" w:w="3033"/>
+            <w:tcW w:type="dxa" w:w="2379"/>
             <w:tcBorders>
-              <w:top w:val="single" w:sz="3" w:color="C9D4E0"/>
-              <w:left w:val="single" w:sz="3" w:color="C9D4E0"/>
-              <w:bottom w:val="single" w:sz="3" w:color="C9D4E0"/>
-              <w:right w:val="single" w:sz="3" w:color="C9D4E0"/>
+              <w:top w:val="single" w:sz="3" w:color="C7D1DB"/>
+              <w:start w:val="single" w:sz="3" w:color="C7D1DB"/>
+              <w:bottom w:val="single" w:sz="3" w:color="C7D1DB"/>
+              <w:end w:val="single" w:sz="3" w:color="C7D1DB"/>
+              <w:insideH w:val="single" w:sz="3" w:color="C7D1DB"/>
+              <w:insideV w:val="single" w:sz="3" w:color="C7D1DB"/>
             </w:tcBorders>
+            <w:vAlign w:val="center"/>
             <w:tcMar>
-              <w:top w:w="30" w:type="dxa"/>
-              <w:bottom w:w="30" w:type="dxa"/>
-              <w:left w:w="48" w:type="dxa"/>
-              <w:right w:w="48" w:type="dxa"/>
+              <w:top w:w="50" w:type="dxa"/>
+              <w:bottom w:w="50" w:type="dxa"/>
+              <w:start w:w="55" w:type="dxa"/>
+              <w:end w:w="55" w:type="dxa"/>
             </w:tcMar>
-            <w:vAlign w:val="center"/>
           </w:tcPr>
           <w:p>
             <w:pPr>
-              <w:spacing w:after="0" w:line="221" w:lineRule="auto"/>
+              <w:spacing w:before="0" w:after="0" w:line="226" w:lineRule="auto"/>
+              <w:jc w:val="left"/>
             </w:pPr>
-            <w:r/>
             <w:r>
               <w:rPr>
-                <w:rFonts w:ascii="Arial" w:hAnsi="Arial" w:eastAsia="Arial"/>
+                <w:sz w:val="12"/>
+              </w:rPr>
+            </w:r>
+            <w:r>
+              <w:rPr>
+                <w:rFonts w:ascii="Calibri" w:hAnsi="Calibri"/>
                 <w:b w:val="0"/>
-                <w:sz w:val="10"/>
+                <w:color w:val="202327"/>
+                <w:sz w:val="12"/>
               </w:rPr>
               <w:t>https://arnet.internet-box.ch</w:t>
             </w:r>
@@ -364,68 +434,82 @@
         </w:tc>
         <w:tc>
           <w:tcPr>
-            <w:tcW w:type="dxa" w:w="3515"/>
+            <w:tcW w:type="dxa" w:w="4077"/>
             <w:tcBorders>
-              <w:top w:val="single" w:sz="3" w:color="C9D4E0"/>
-              <w:left w:val="single" w:sz="3" w:color="C9D4E0"/>
-              <w:bottom w:val="single" w:sz="3" w:color="C9D4E0"/>
-              <w:right w:val="single" w:sz="3" w:color="C9D4E0"/>
+              <w:top w:val="single" w:sz="3" w:color="C7D1DB"/>
+              <w:start w:val="single" w:sz="3" w:color="C7D1DB"/>
+              <w:bottom w:val="single" w:sz="3" w:color="C7D1DB"/>
+              <w:end w:val="single" w:sz="3" w:color="C7D1DB"/>
+              <w:insideH w:val="single" w:sz="3" w:color="C7D1DB"/>
+              <w:insideV w:val="single" w:sz="3" w:color="C7D1DB"/>
             </w:tcBorders>
+            <w:vAlign w:val="center"/>
             <w:tcMar>
-              <w:top w:w="30" w:type="dxa"/>
-              <w:bottom w:w="30" w:type="dxa"/>
-              <w:left w:w="48" w:type="dxa"/>
-              <w:right w:w="48" w:type="dxa"/>
+              <w:top w:w="50" w:type="dxa"/>
+              <w:bottom w:w="50" w:type="dxa"/>
+              <w:start w:w="55" w:type="dxa"/>
+              <w:end w:w="55" w:type="dxa"/>
             </w:tcMar>
-            <w:vAlign w:val="center"/>
           </w:tcPr>
           <w:p>
             <w:pPr>
-              <w:spacing w:after="0" w:line="221" w:lineRule="auto"/>
+              <w:spacing w:before="0" w:after="0" w:line="226" w:lineRule="auto"/>
+              <w:jc w:val="left"/>
             </w:pPr>
-            <w:r/>
             <w:r>
               <w:rPr>
-                <w:rFonts w:ascii="Arial" w:hAnsi="Arial" w:eastAsia="Arial"/>
+                <w:sz w:val="12"/>
+              </w:rPr>
+            </w:r>
+            <w:r>
+              <w:rPr>
+                <w:rFonts w:ascii="Calibri" w:hAnsi="Calibri"/>
                 <w:b w:val="0"/>
-                <w:sz w:val="10"/>
+                <w:color w:val="202327"/>
+                <w:sz w:val="12"/>
               </w:rPr>
-              <w:t>Docker: Menueplan</w:t>
-              <w:br/>
-              <w:t>Compose: /home/art/arkons/.../compose.menueplan.yml</w:t>
+              <w:t>Container Menueplan; /opt/apps/Menueplan</w:t>
             </w:r>
           </w:p>
         </w:tc>
       </w:tr>
       <w:tr>
+        <w:trPr/>
         <w:tc>
           <w:tcPr>
-            <w:tcW w:type="dxa" w:w="1219"/>
+            <w:tcW w:type="dxa" w:w="1311"/>
             <w:tcBorders>
-              <w:top w:val="single" w:sz="3" w:color="C9D4E0"/>
-              <w:left w:val="single" w:sz="3" w:color="C9D4E0"/>
-              <w:bottom w:val="single" w:sz="3" w:color="C9D4E0"/>
-              <w:right w:val="single" w:sz="3" w:color="C9D4E0"/>
+              <w:top w:val="single" w:sz="3" w:color="C7D1DB"/>
+              <w:start w:val="single" w:sz="3" w:color="C7D1DB"/>
+              <w:bottom w:val="single" w:sz="3" w:color="C7D1DB"/>
+              <w:end w:val="single" w:sz="3" w:color="C7D1DB"/>
+              <w:insideH w:val="single" w:sz="3" w:color="C7D1DB"/>
+              <w:insideV w:val="single" w:sz="3" w:color="C7D1DB"/>
             </w:tcBorders>
+            <w:vAlign w:val="center"/>
             <w:tcMar>
-              <w:top w:w="30" w:type="dxa"/>
-              <w:bottom w:w="30" w:type="dxa"/>
-              <w:left w:w="48" w:type="dxa"/>
-              <w:right w:w="48" w:type="dxa"/>
+              <w:top w:w="50" w:type="dxa"/>
+              <w:bottom w:w="50" w:type="dxa"/>
+              <w:start w:w="55" w:type="dxa"/>
+              <w:end w:w="55" w:type="dxa"/>
             </w:tcMar>
-            <w:vAlign w:val="center"/>
           </w:tcPr>
           <w:p>
             <w:pPr>
-              <w:spacing w:after="0" w:line="221" w:lineRule="auto"/>
+              <w:spacing w:before="0" w:after="0" w:line="226" w:lineRule="auto"/>
+              <w:jc w:val="left"/>
             </w:pPr>
-            <w:r/>
             <w:r>
               <w:rPr>
-                <w:rFonts w:ascii="Arial" w:hAnsi="Arial" w:eastAsia="Arial"/>
+                <w:sz w:val="12"/>
+              </w:rPr>
+            </w:r>
+            <w:r>
+              <w:rPr>
+                <w:rFonts w:ascii="Calibri" w:hAnsi="Calibri"/>
                 <w:b/>
-                <w:color w:val="14304E"/>
-                <w:sz w:val="11"/>
+                <w:color w:val="1C4160"/>
+                <w:sz w:val="12"/>
               </w:rPr>
               <w:t>Arzttarif</w:t>
             </w:r>
@@ -433,31 +517,39 @@
         </w:tc>
         <w:tc>
           <w:tcPr>
-            <w:tcW w:type="dxa" w:w="3033"/>
+            <w:tcW w:type="dxa" w:w="2379"/>
             <w:tcBorders>
-              <w:top w:val="single" w:sz="3" w:color="C9D4E0"/>
-              <w:left w:val="single" w:sz="3" w:color="C9D4E0"/>
-              <w:bottom w:val="single" w:sz="3" w:color="C9D4E0"/>
-              <w:right w:val="single" w:sz="3" w:color="C9D4E0"/>
+              <w:top w:val="single" w:sz="3" w:color="C7D1DB"/>
+              <w:start w:val="single" w:sz="3" w:color="C7D1DB"/>
+              <w:bottom w:val="single" w:sz="3" w:color="C7D1DB"/>
+              <w:end w:val="single" w:sz="3" w:color="C7D1DB"/>
+              <w:insideH w:val="single" w:sz="3" w:color="C7D1DB"/>
+              <w:insideV w:val="single" w:sz="3" w:color="C7D1DB"/>
             </w:tcBorders>
+            <w:vAlign w:val="center"/>
             <w:tcMar>
-              <w:top w:w="30" w:type="dxa"/>
-              <w:bottom w:w="30" w:type="dxa"/>
-              <w:left w:w="48" w:type="dxa"/>
-              <w:right w:w="48" w:type="dxa"/>
+              <w:top w:w="50" w:type="dxa"/>
+              <w:bottom w:w="50" w:type="dxa"/>
+              <w:start w:w="55" w:type="dxa"/>
+              <w:end w:w="55" w:type="dxa"/>
             </w:tcMar>
-            <w:vAlign w:val="center"/>
           </w:tcPr>
           <w:p>
             <w:pPr>
-              <w:spacing w:after="0" w:line="221" w:lineRule="auto"/>
+              <w:spacing w:before="0" w:after="0" w:line="226" w:lineRule="auto"/>
+              <w:jc w:val="left"/>
             </w:pPr>
-            <w:r/>
             <w:r>
               <w:rPr>
-                <w:rFonts w:ascii="Arial" w:hAnsi="Arial" w:eastAsia="Arial"/>
+                <w:sz w:val="12"/>
+              </w:rPr>
+            </w:r>
+            <w:r>
+              <w:rPr>
+                <w:rFonts w:ascii="Calibri" w:hAnsi="Calibri"/>
                 <w:b w:val="0"/>
-                <w:sz w:val="10"/>
+                <w:color w:val="202327"/>
+                <w:sz w:val="12"/>
               </w:rPr>
               <w:t>https://arnet.internet-box.ch:444</w:t>
             </w:r>
@@ -465,68 +557,82 @@
         </w:tc>
         <w:tc>
           <w:tcPr>
-            <w:tcW w:type="dxa" w:w="3515"/>
+            <w:tcW w:type="dxa" w:w="4077"/>
             <w:tcBorders>
-              <w:top w:val="single" w:sz="3" w:color="C9D4E0"/>
-              <w:left w:val="single" w:sz="3" w:color="C9D4E0"/>
-              <w:bottom w:val="single" w:sz="3" w:color="C9D4E0"/>
-              <w:right w:val="single" w:sz="3" w:color="C9D4E0"/>
+              <w:top w:val="single" w:sz="3" w:color="C7D1DB"/>
+              <w:start w:val="single" w:sz="3" w:color="C7D1DB"/>
+              <w:bottom w:val="single" w:sz="3" w:color="C7D1DB"/>
+              <w:end w:val="single" w:sz="3" w:color="C7D1DB"/>
+              <w:insideH w:val="single" w:sz="3" w:color="C7D1DB"/>
+              <w:insideV w:val="single" w:sz="3" w:color="C7D1DB"/>
             </w:tcBorders>
+            <w:vAlign w:val="center"/>
             <w:tcMar>
-              <w:top w:w="30" w:type="dxa"/>
-              <w:bottom w:w="30" w:type="dxa"/>
-              <w:left w:w="48" w:type="dxa"/>
-              <w:right w:w="48" w:type="dxa"/>
+              <w:top w:w="50" w:type="dxa"/>
+              <w:bottom w:w="50" w:type="dxa"/>
+              <w:start w:w="55" w:type="dxa"/>
+              <w:end w:w="55" w:type="dxa"/>
             </w:tcMar>
-            <w:vAlign w:val="center"/>
           </w:tcPr>
           <w:p>
             <w:pPr>
-              <w:spacing w:after="0" w:line="221" w:lineRule="auto"/>
+              <w:spacing w:before="0" w:after="0" w:line="226" w:lineRule="auto"/>
+              <w:jc w:val="left"/>
             </w:pPr>
-            <w:r/>
             <w:r>
               <w:rPr>
-                <w:rFonts w:ascii="Arial" w:hAnsi="Arial" w:eastAsia="Arial"/>
+                <w:sz w:val="12"/>
+              </w:rPr>
+            </w:r>
+            <w:r>
+              <w:rPr>
+                <w:rFonts w:ascii="Calibri" w:hAnsi="Calibri"/>
                 <w:b w:val="0"/>
-                <w:sz w:val="10"/>
+                <w:color w:val="202327"/>
+                <w:sz w:val="12"/>
               </w:rPr>
-              <w:t>Docker: Arzttarif</w:t>
-              <w:br/>
-              <w:t>Compose: /home/art/arkons/.../compose.arzttarif.yml</w:t>
+              <w:t>Container Arzttarif; /opt/apps/Arzttarif</w:t>
             </w:r>
           </w:p>
         </w:tc>
       </w:tr>
       <w:tr>
+        <w:trPr/>
         <w:tc>
           <w:tcPr>
-            <w:tcW w:type="dxa" w:w="1219"/>
+            <w:tcW w:type="dxa" w:w="1311"/>
             <w:tcBorders>
-              <w:top w:val="single" w:sz="3" w:color="C9D4E0"/>
-              <w:left w:val="single" w:sz="3" w:color="C9D4E0"/>
-              <w:bottom w:val="single" w:sz="3" w:color="C9D4E0"/>
-              <w:right w:val="single" w:sz="3" w:color="C9D4E0"/>
+              <w:top w:val="single" w:sz="3" w:color="C7D1DB"/>
+              <w:start w:val="single" w:sz="3" w:color="C7D1DB"/>
+              <w:bottom w:val="single" w:sz="3" w:color="C7D1DB"/>
+              <w:end w:val="single" w:sz="3" w:color="C7D1DB"/>
+              <w:insideH w:val="single" w:sz="3" w:color="C7D1DB"/>
+              <w:insideV w:val="single" w:sz="3" w:color="C7D1DB"/>
             </w:tcBorders>
+            <w:vAlign w:val="center"/>
             <w:tcMar>
-              <w:top w:w="30" w:type="dxa"/>
-              <w:bottom w:w="30" w:type="dxa"/>
-              <w:left w:w="48" w:type="dxa"/>
-              <w:right w:w="48" w:type="dxa"/>
+              <w:top w:w="50" w:type="dxa"/>
+              <w:bottom w:w="50" w:type="dxa"/>
+              <w:start w:w="55" w:type="dxa"/>
+              <w:end w:w="55" w:type="dxa"/>
             </w:tcMar>
-            <w:vAlign w:val="center"/>
           </w:tcPr>
           <w:p>
             <w:pPr>
-              <w:spacing w:after="0" w:line="221" w:lineRule="auto"/>
+              <w:spacing w:before="0" w:after="0" w:line="226" w:lineRule="auto"/>
+              <w:jc w:val="left"/>
             </w:pPr>
-            <w:r/>
             <w:r>
               <w:rPr>
-                <w:rFonts w:ascii="Arial" w:hAnsi="Arial" w:eastAsia="Arial"/>
+                <w:sz w:val="12"/>
+              </w:rPr>
+            </w:r>
+            <w:r>
+              <w:rPr>
+                <w:rFonts w:ascii="Calibri" w:hAnsi="Calibri"/>
                 <w:b/>
-                <w:color w:val="14304E"/>
-                <w:sz w:val="11"/>
+                <w:color w:val="1C4160"/>
+                <w:sz w:val="12"/>
               </w:rPr>
               <w:t>RoboWait</w:t>
             </w:r>
@@ -534,31 +640,39 @@
         </w:tc>
         <w:tc>
           <w:tcPr>
-            <w:tcW w:type="dxa" w:w="3033"/>
+            <w:tcW w:type="dxa" w:w="2379"/>
             <w:tcBorders>
-              <w:top w:val="single" w:sz="3" w:color="C9D4E0"/>
-              <w:left w:val="single" w:sz="3" w:color="C9D4E0"/>
-              <w:bottom w:val="single" w:sz="3" w:color="C9D4E0"/>
-              <w:right w:val="single" w:sz="3" w:color="C9D4E0"/>
+              <w:top w:val="single" w:sz="3" w:color="C7D1DB"/>
+              <w:start w:val="single" w:sz="3" w:color="C7D1DB"/>
+              <w:bottom w:val="single" w:sz="3" w:color="C7D1DB"/>
+              <w:end w:val="single" w:sz="3" w:color="C7D1DB"/>
+              <w:insideH w:val="single" w:sz="3" w:color="C7D1DB"/>
+              <w:insideV w:val="single" w:sz="3" w:color="C7D1DB"/>
             </w:tcBorders>
+            <w:vAlign w:val="center"/>
             <w:tcMar>
-              <w:top w:w="30" w:type="dxa"/>
-              <w:bottom w:w="30" w:type="dxa"/>
-              <w:left w:w="48" w:type="dxa"/>
-              <w:right w:w="48" w:type="dxa"/>
+              <w:top w:w="50" w:type="dxa"/>
+              <w:bottom w:w="50" w:type="dxa"/>
+              <w:start w:w="55" w:type="dxa"/>
+              <w:end w:w="55" w:type="dxa"/>
             </w:tcMar>
-            <w:vAlign w:val="center"/>
           </w:tcPr>
           <w:p>
             <w:pPr>
-              <w:spacing w:after="0" w:line="221" w:lineRule="auto"/>
+              <w:spacing w:before="0" w:after="0" w:line="226" w:lineRule="auto"/>
+              <w:jc w:val="left"/>
             </w:pPr>
-            <w:r/>
             <w:r>
               <w:rPr>
-                <w:rFonts w:ascii="Arial" w:hAnsi="Arial" w:eastAsia="Arial"/>
+                <w:sz w:val="12"/>
+              </w:rPr>
+            </w:r>
+            <w:r>
+              <w:rPr>
+                <w:rFonts w:ascii="Calibri" w:hAnsi="Calibri"/>
                 <w:b w:val="0"/>
-                <w:sz w:val="10"/>
+                <w:color w:val="202327"/>
+                <w:sz w:val="12"/>
               </w:rPr>
               <w:t>https://robowait.arkons.ch</w:t>
             </w:r>
@@ -566,68 +680,82 @@
         </w:tc>
         <w:tc>
           <w:tcPr>
-            <w:tcW w:type="dxa" w:w="3515"/>
+            <w:tcW w:type="dxa" w:w="4077"/>
             <w:tcBorders>
-              <w:top w:val="single" w:sz="3" w:color="C9D4E0"/>
-              <w:left w:val="single" w:sz="3" w:color="C9D4E0"/>
-              <w:bottom w:val="single" w:sz="3" w:color="C9D4E0"/>
-              <w:right w:val="single" w:sz="3" w:color="C9D4E0"/>
+              <w:top w:val="single" w:sz="3" w:color="C7D1DB"/>
+              <w:start w:val="single" w:sz="3" w:color="C7D1DB"/>
+              <w:bottom w:val="single" w:sz="3" w:color="C7D1DB"/>
+              <w:end w:val="single" w:sz="3" w:color="C7D1DB"/>
+              <w:insideH w:val="single" w:sz="3" w:color="C7D1DB"/>
+              <w:insideV w:val="single" w:sz="3" w:color="C7D1DB"/>
             </w:tcBorders>
+            <w:vAlign w:val="center"/>
             <w:tcMar>
-              <w:top w:w="30" w:type="dxa"/>
-              <w:bottom w:w="30" w:type="dxa"/>
-              <w:left w:w="48" w:type="dxa"/>
-              <w:right w:w="48" w:type="dxa"/>
+              <w:top w:w="50" w:type="dxa"/>
+              <w:bottom w:w="50" w:type="dxa"/>
+              <w:start w:w="55" w:type="dxa"/>
+              <w:end w:w="55" w:type="dxa"/>
             </w:tcMar>
-            <w:vAlign w:val="center"/>
           </w:tcPr>
           <w:p>
             <w:pPr>
-              <w:spacing w:after="0" w:line="221" w:lineRule="auto"/>
+              <w:spacing w:before="0" w:after="0" w:line="226" w:lineRule="auto"/>
+              <w:jc w:val="left"/>
             </w:pPr>
-            <w:r/>
             <w:r>
               <w:rPr>
-                <w:rFonts w:ascii="Arial" w:hAnsi="Arial" w:eastAsia="Arial"/>
+                <w:sz w:val="12"/>
+              </w:rPr>
+            </w:r>
+            <w:r>
+              <w:rPr>
+                <w:rFonts w:ascii="Calibri" w:hAnsi="Calibri"/>
                 <w:b w:val="0"/>
-                <w:sz w:val="10"/>
+                <w:color w:val="202327"/>
+                <w:sz w:val="12"/>
               </w:rPr>
-              <w:t>Docker: robowait-docker-*</w:t>
-              <w:br/>
-              <w:t>Compose: /opt/apps/robowait/deploy/docker-compose.yml</w:t>
+              <w:t>3 Container; /opt/apps/robowait</w:t>
             </w:r>
           </w:p>
         </w:tc>
       </w:tr>
       <w:tr>
+        <w:trPr/>
         <w:tc>
           <w:tcPr>
-            <w:tcW w:type="dxa" w:w="1219"/>
+            <w:tcW w:type="dxa" w:w="1311"/>
             <w:tcBorders>
-              <w:top w:val="single" w:sz="3" w:color="C9D4E0"/>
-              <w:left w:val="single" w:sz="3" w:color="C9D4E0"/>
-              <w:bottom w:val="single" w:sz="3" w:color="C9D4E0"/>
-              <w:right w:val="single" w:sz="3" w:color="C9D4E0"/>
+              <w:top w:val="single" w:sz="3" w:color="C7D1DB"/>
+              <w:start w:val="single" w:sz="3" w:color="C7D1DB"/>
+              <w:bottom w:val="single" w:sz="3" w:color="C7D1DB"/>
+              <w:end w:val="single" w:sz="3" w:color="C7D1DB"/>
+              <w:insideH w:val="single" w:sz="3" w:color="C7D1DB"/>
+              <w:insideV w:val="single" w:sz="3" w:color="C7D1DB"/>
             </w:tcBorders>
+            <w:vAlign w:val="center"/>
             <w:tcMar>
-              <w:top w:w="30" w:type="dxa"/>
-              <w:bottom w:w="30" w:type="dxa"/>
-              <w:left w:w="48" w:type="dxa"/>
-              <w:right w:w="48" w:type="dxa"/>
+              <w:top w:w="50" w:type="dxa"/>
+              <w:bottom w:w="50" w:type="dxa"/>
+              <w:start w:w="55" w:type="dxa"/>
+              <w:end w:w="55" w:type="dxa"/>
             </w:tcMar>
-            <w:vAlign w:val="center"/>
           </w:tcPr>
           <w:p>
             <w:pPr>
-              <w:spacing w:after="0" w:line="221" w:lineRule="auto"/>
+              <w:spacing w:before="0" w:after="0" w:line="226" w:lineRule="auto"/>
+              <w:jc w:val="left"/>
             </w:pPr>
-            <w:r/>
             <w:r>
               <w:rPr>
-                <w:rFonts w:ascii="Arial" w:hAnsi="Arial" w:eastAsia="Arial"/>
+                <w:sz w:val="12"/>
+              </w:rPr>
+            </w:r>
+            <w:r>
+              <w:rPr>
+                <w:rFonts w:ascii="Calibri" w:hAnsi="Calibri"/>
                 <w:b/>
-                <w:color w:val="14304E"/>
-                <w:sz w:val="11"/>
+                <w:color w:val="1C4160"/>
+                <w:sz w:val="12"/>
               </w:rPr>
               <w:t>Immich</w:t>
             </w:r>
@@ -635,31 +763,39 @@
         </w:tc>
         <w:tc>
           <w:tcPr>
-            <w:tcW w:type="dxa" w:w="3033"/>
+            <w:tcW w:type="dxa" w:w="2379"/>
             <w:tcBorders>
-              <w:top w:val="single" w:sz="3" w:color="C9D4E0"/>
-              <w:left w:val="single" w:sz="3" w:color="C9D4E0"/>
-              <w:bottom w:val="single" w:sz="3" w:color="C9D4E0"/>
-              <w:right w:val="single" w:sz="3" w:color="C9D4E0"/>
+              <w:top w:val="single" w:sz="3" w:color="C7D1DB"/>
+              <w:start w:val="single" w:sz="3" w:color="C7D1DB"/>
+              <w:bottom w:val="single" w:sz="3" w:color="C7D1DB"/>
+              <w:end w:val="single" w:sz="3" w:color="C7D1DB"/>
+              <w:insideH w:val="single" w:sz="3" w:color="C7D1DB"/>
+              <w:insideV w:val="single" w:sz="3" w:color="C7D1DB"/>
             </w:tcBorders>
+            <w:vAlign w:val="center"/>
             <w:tcMar>
-              <w:top w:w="30" w:type="dxa"/>
-              <w:bottom w:w="30" w:type="dxa"/>
-              <w:left w:w="48" w:type="dxa"/>
-              <w:right w:w="48" w:type="dxa"/>
+              <w:top w:w="50" w:type="dxa"/>
+              <w:bottom w:w="50" w:type="dxa"/>
+              <w:start w:w="55" w:type="dxa"/>
+              <w:end w:w="55" w:type="dxa"/>
             </w:tcMar>
-            <w:vAlign w:val="center"/>
           </w:tcPr>
           <w:p>
             <w:pPr>
-              <w:spacing w:after="0" w:line="221" w:lineRule="auto"/>
+              <w:spacing w:before="0" w:after="0" w:line="226" w:lineRule="auto"/>
+              <w:jc w:val="left"/>
             </w:pPr>
-            <w:r/>
             <w:r>
               <w:rPr>
-                <w:rFonts w:ascii="Arial" w:hAnsi="Arial" w:eastAsia="Arial"/>
+                <w:sz w:val="12"/>
+              </w:rPr>
+            </w:r>
+            <w:r>
+              <w:rPr>
+                <w:rFonts w:ascii="Calibri" w:hAnsi="Calibri"/>
                 <w:b w:val="0"/>
-                <w:sz w:val="10"/>
+                <w:color w:val="202327"/>
+                <w:sz w:val="12"/>
               </w:rPr>
               <w:t>http://192.168.1.136:18004</w:t>
             </w:r>
@@ -667,68 +803,195 @@
         </w:tc>
         <w:tc>
           <w:tcPr>
-            <w:tcW w:type="dxa" w:w="3515"/>
+            <w:tcW w:type="dxa" w:w="4077"/>
             <w:tcBorders>
-              <w:top w:val="single" w:sz="3" w:color="C9D4E0"/>
-              <w:left w:val="single" w:sz="3" w:color="C9D4E0"/>
-              <w:bottom w:val="single" w:sz="3" w:color="C9D4E0"/>
-              <w:right w:val="single" w:sz="3" w:color="C9D4E0"/>
+              <w:top w:val="single" w:sz="3" w:color="C7D1DB"/>
+              <w:start w:val="single" w:sz="3" w:color="C7D1DB"/>
+              <w:bottom w:val="single" w:sz="3" w:color="C7D1DB"/>
+              <w:end w:val="single" w:sz="3" w:color="C7D1DB"/>
+              <w:insideH w:val="single" w:sz="3" w:color="C7D1DB"/>
+              <w:insideV w:val="single" w:sz="3" w:color="C7D1DB"/>
             </w:tcBorders>
+            <w:vAlign w:val="center"/>
             <w:tcMar>
-              <w:top w:w="30" w:type="dxa"/>
-              <w:bottom w:w="30" w:type="dxa"/>
-              <w:left w:w="48" w:type="dxa"/>
-              <w:right w:w="48" w:type="dxa"/>
+              <w:top w:w="50" w:type="dxa"/>
+              <w:bottom w:w="50" w:type="dxa"/>
+              <w:start w:w="55" w:type="dxa"/>
+              <w:end w:w="55" w:type="dxa"/>
             </w:tcMar>
-            <w:vAlign w:val="center"/>
           </w:tcPr>
           <w:p>
             <w:pPr>
-              <w:spacing w:after="0" w:line="221" w:lineRule="auto"/>
+              <w:spacing w:before="0" w:after="0" w:line="226" w:lineRule="auto"/>
+              <w:jc w:val="left"/>
             </w:pPr>
-            <w:r/>
             <w:r>
               <w:rPr>
-                <w:rFonts w:ascii="Arial" w:hAnsi="Arial" w:eastAsia="Arial"/>
+                <w:sz w:val="12"/>
+              </w:rPr>
+            </w:r>
+            <w:r>
+              <w:rPr>
+                <w:rFonts w:ascii="Calibri" w:hAnsi="Calibri"/>
                 <w:b w:val="0"/>
-                <w:sz w:val="10"/>
+                <w:color w:val="942323"/>
+                <w:sz w:val="12"/>
               </w:rPr>
-              <w:t>Docker: immich_*</w:t>
-              <w:br/>
-              <w:t>NICHT löschen: /srv/immich/library und /srv/immich/postgres</w:t>
+              <w:t>4 Container; NIE löschen: /srv/immich/library + /srv/immich/postgres</w:t>
             </w:r>
           </w:p>
         </w:tc>
       </w:tr>
       <w:tr>
+        <w:trPr/>
         <w:tc>
           <w:tcPr>
-            <w:tcW w:type="dxa" w:w="1219"/>
+            <w:tcW w:type="dxa" w:w="1311"/>
             <w:tcBorders>
-              <w:top w:val="single" w:sz="3" w:color="C9D4E0"/>
-              <w:left w:val="single" w:sz="3" w:color="C9D4E0"/>
-              <w:bottom w:val="single" w:sz="3" w:color="C9D4E0"/>
-              <w:right w:val="single" w:sz="3" w:color="C9D4E0"/>
+              <w:top w:val="single" w:sz="3" w:color="C7D1DB"/>
+              <w:start w:val="single" w:sz="3" w:color="C7D1DB"/>
+              <w:bottom w:val="single" w:sz="3" w:color="C7D1DB"/>
+              <w:end w:val="single" w:sz="3" w:color="C7D1DB"/>
+              <w:insideH w:val="single" w:sz="3" w:color="C7D1DB"/>
+              <w:insideV w:val="single" w:sz="3" w:color="C7D1DB"/>
             </w:tcBorders>
+            <w:vAlign w:val="center"/>
             <w:tcMar>
-              <w:top w:w="30" w:type="dxa"/>
-              <w:bottom w:w="30" w:type="dxa"/>
-              <w:left w:w="48" w:type="dxa"/>
-              <w:right w:w="48" w:type="dxa"/>
+              <w:top w:w="50" w:type="dxa"/>
+              <w:bottom w:w="50" w:type="dxa"/>
+              <w:start w:w="55" w:type="dxa"/>
+              <w:end w:w="55" w:type="dxa"/>
             </w:tcMar>
-            <w:vAlign w:val="center"/>
           </w:tcPr>
           <w:p>
             <w:pPr>
-              <w:spacing w:after="0" w:line="221" w:lineRule="auto"/>
+              <w:spacing w:before="0" w:after="0" w:line="226" w:lineRule="auto"/>
+              <w:jc w:val="left"/>
+            </w:pPr>
+            <w:r>
+              <w:rPr>
+                <w:sz w:val="12"/>
+              </w:rPr>
+            </w:r>
+            <w:r>
+              <w:rPr>
+                <w:rFonts w:ascii="Calibri" w:hAnsi="Calibri"/>
+                <w:b/>
+                <w:color w:val="1C4160"/>
+                <w:sz w:val="12"/>
+              </w:rPr>
+              <w:t>Admin-GUI</w:t>
+            </w:r>
+          </w:p>
+        </w:tc>
+        <w:tc>
+          <w:tcPr>
+            <w:tcW w:type="dxa" w:w="2379"/>
+            <w:tcBorders>
+              <w:top w:val="single" w:sz="3" w:color="C7D1DB"/>
+              <w:start w:val="single" w:sz="3" w:color="C7D1DB"/>
+              <w:bottom w:val="single" w:sz="3" w:color="C7D1DB"/>
+              <w:end w:val="single" w:sz="3" w:color="C7D1DB"/>
+              <w:insideH w:val="single" w:sz="3" w:color="C7D1DB"/>
+              <w:insideV w:val="single" w:sz="3" w:color="C7D1DB"/>
+            </w:tcBorders>
+            <w:vAlign w:val="center"/>
+            <w:tcMar>
+              <w:top w:w="50" w:type="dxa"/>
+              <w:bottom w:w="50" w:type="dxa"/>
+              <w:start w:w="55" w:type="dxa"/>
+              <w:end w:w="55" w:type="dxa"/>
+            </w:tcMar>
+          </w:tcPr>
+          <w:p>
+            <w:pPr>
+              <w:spacing w:before="0" w:after="0" w:line="223" w:lineRule="auto"/>
             </w:pPr>
             <w:r/>
             <w:r>
               <w:rPr>
-                <w:rFonts w:ascii="Arial" w:hAnsi="Arial" w:eastAsia="Arial"/>
+                <w:rFonts w:ascii="Calibri" w:hAnsi="Calibri"/>
+                <w:b w:val="0"/>
+                <w:color w:val="202327"/>
+                <w:sz w:val="12"/>
+              </w:rPr>
+              <w:t>http://192.168.1.136:18110</w:t>
+            </w:r>
+          </w:p>
+        </w:tc>
+        <w:tc>
+          <w:tcPr>
+            <w:tcW w:type="dxa" w:w="4077"/>
+            <w:tcBorders>
+              <w:top w:val="single" w:sz="3" w:color="C7D1DB"/>
+              <w:start w:val="single" w:sz="3" w:color="C7D1DB"/>
+              <w:bottom w:val="single" w:sz="3" w:color="C7D1DB"/>
+              <w:end w:val="single" w:sz="3" w:color="C7D1DB"/>
+              <w:insideH w:val="single" w:sz="3" w:color="C7D1DB"/>
+              <w:insideV w:val="single" w:sz="3" w:color="C7D1DB"/>
+            </w:tcBorders>
+            <w:vAlign w:val="center"/>
+            <w:tcMar>
+              <w:top w:w="50" w:type="dxa"/>
+              <w:bottom w:w="50" w:type="dxa"/>
+              <w:start w:w="55" w:type="dxa"/>
+              <w:end w:w="55" w:type="dxa"/>
+            </w:tcMar>
+          </w:tcPr>
+          <w:p>
+            <w:pPr>
+              <w:spacing w:before="0" w:after="0" w:line="223" w:lineRule="auto"/>
+            </w:pPr>
+            <w:r/>
+            <w:r>
+              <w:rPr>
+                <w:rFonts w:ascii="Calibri" w:hAnsi="Calibri"/>
+                <w:b w:val="0"/>
+                <w:color w:val="202327"/>
+                <w:sz w:val="11"/>
+              </w:rPr>
+              <w:t>Von jedem LAN-PC; am Server intern http://127.0.0.1:18010; Tailscale derzeit inaktiv</w:t>
+            </w:r>
+          </w:p>
+        </w:tc>
+      </w:tr>
+      <w:tr>
+        <w:trPr/>
+        <w:tc>
+          <w:tcPr>
+            <w:tcW w:type="dxa" w:w="1311"/>
+            <w:tcBorders>
+              <w:top w:val="single" w:sz="3" w:color="C7D1DB"/>
+              <w:start w:val="single" w:sz="3" w:color="C7D1DB"/>
+              <w:bottom w:val="single" w:sz="3" w:color="C7D1DB"/>
+              <w:end w:val="single" w:sz="3" w:color="C7D1DB"/>
+              <w:insideH w:val="single" w:sz="3" w:color="C7D1DB"/>
+              <w:insideV w:val="single" w:sz="3" w:color="C7D1DB"/>
+            </w:tcBorders>
+            <w:vAlign w:val="center"/>
+            <w:tcMar>
+              <w:top w:w="50" w:type="dxa"/>
+              <w:bottom w:w="50" w:type="dxa"/>
+              <w:start w:w="55" w:type="dxa"/>
+              <w:end w:w="55" w:type="dxa"/>
+            </w:tcMar>
+          </w:tcPr>
+          <w:p>
+            <w:pPr>
+              <w:spacing w:before="0" w:after="0" w:line="226" w:lineRule="auto"/>
+              <w:jc w:val="left"/>
+            </w:pPr>
+            <w:r>
+              <w:rPr>
+                <w:sz w:val="12"/>
+              </w:rPr>
+            </w:r>
+            <w:r>
+              <w:rPr>
+                <w:rFonts w:ascii="Calibri" w:hAnsi="Calibri"/>
                 <w:b/>
-                <w:color w:val="14304E"/>
-                <w:sz w:val="11"/>
+                <w:color w:val="1C4160"/>
+                <w:sz w:val="12"/>
               </w:rPr>
               <w:t>Portainer</w:t>
             </w:r>
@@ -736,31 +999,39 @@
         </w:tc>
         <w:tc>
           <w:tcPr>
-            <w:tcW w:type="dxa" w:w="3033"/>
+            <w:tcW w:type="dxa" w:w="2379"/>
             <w:tcBorders>
-              <w:top w:val="single" w:sz="3" w:color="C9D4E0"/>
-              <w:left w:val="single" w:sz="3" w:color="C9D4E0"/>
-              <w:bottom w:val="single" w:sz="3" w:color="C9D4E0"/>
-              <w:right w:val="single" w:sz="3" w:color="C9D4E0"/>
+              <w:top w:val="single" w:sz="3" w:color="C7D1DB"/>
+              <w:start w:val="single" w:sz="3" w:color="C7D1DB"/>
+              <w:bottom w:val="single" w:sz="3" w:color="C7D1DB"/>
+              <w:end w:val="single" w:sz="3" w:color="C7D1DB"/>
+              <w:insideH w:val="single" w:sz="3" w:color="C7D1DB"/>
+              <w:insideV w:val="single" w:sz="3" w:color="C7D1DB"/>
             </w:tcBorders>
+            <w:vAlign w:val="center"/>
             <w:tcMar>
-              <w:top w:w="30" w:type="dxa"/>
-              <w:bottom w:w="30" w:type="dxa"/>
-              <w:left w:w="48" w:type="dxa"/>
-              <w:right w:w="48" w:type="dxa"/>
+              <w:top w:w="50" w:type="dxa"/>
+              <w:bottom w:w="50" w:type="dxa"/>
+              <w:start w:w="55" w:type="dxa"/>
+              <w:end w:w="55" w:type="dxa"/>
             </w:tcMar>
-            <w:vAlign w:val="center"/>
           </w:tcPr>
           <w:p>
             <w:pPr>
-              <w:spacing w:after="0" w:line="221" w:lineRule="auto"/>
+              <w:spacing w:before="0" w:after="0" w:line="226" w:lineRule="auto"/>
+              <w:jc w:val="left"/>
             </w:pPr>
-            <w:r/>
             <w:r>
               <w:rPr>
-                <w:rFonts w:ascii="Arial" w:hAnsi="Arial" w:eastAsia="Arial"/>
+                <w:sz w:val="12"/>
+              </w:rPr>
+            </w:r>
+            <w:r>
+              <w:rPr>
+                <w:rFonts w:ascii="Calibri" w:hAnsi="Calibri"/>
                 <w:b w:val="0"/>
-                <w:sz w:val="10"/>
+                <w:color w:val="202327"/>
+                <w:sz w:val="12"/>
               </w:rPr>
               <w:t>https://192.168.1.136:9443</w:t>
             </w:r>
@@ -768,132 +1039,283 @@
         </w:tc>
         <w:tc>
           <w:tcPr>
-            <w:tcW w:type="dxa" w:w="3515"/>
+            <w:tcW w:type="dxa" w:w="4077"/>
             <w:tcBorders>
-              <w:top w:val="single" w:sz="3" w:color="C9D4E0"/>
-              <w:left w:val="single" w:sz="3" w:color="C9D4E0"/>
-              <w:bottom w:val="single" w:sz="3" w:color="C9D4E0"/>
-              <w:right w:val="single" w:sz="3" w:color="C9D4E0"/>
+              <w:top w:val="single" w:sz="3" w:color="C7D1DB"/>
+              <w:start w:val="single" w:sz="3" w:color="C7D1DB"/>
+              <w:bottom w:val="single" w:sz="3" w:color="C7D1DB"/>
+              <w:end w:val="single" w:sz="3" w:color="C7D1DB"/>
+              <w:insideH w:val="single" w:sz="3" w:color="C7D1DB"/>
+              <w:insideV w:val="single" w:sz="3" w:color="C7D1DB"/>
             </w:tcBorders>
+            <w:vAlign w:val="center"/>
             <w:tcMar>
-              <w:top w:w="30" w:type="dxa"/>
-              <w:bottom w:w="30" w:type="dxa"/>
-              <w:left w:w="48" w:type="dxa"/>
-              <w:right w:w="48" w:type="dxa"/>
+              <w:top w:w="50" w:type="dxa"/>
+              <w:bottom w:w="50" w:type="dxa"/>
+              <w:start w:w="55" w:type="dxa"/>
+              <w:end w:w="55" w:type="dxa"/>
             </w:tcMar>
-            <w:vAlign w:val="center"/>
           </w:tcPr>
           <w:p>
             <w:pPr>
-              <w:spacing w:after="0" w:line="221" w:lineRule="auto"/>
+              <w:spacing w:before="0" w:after="0" w:line="226" w:lineRule="auto"/>
+              <w:jc w:val="left"/>
             </w:pPr>
-            <w:r/>
             <w:r>
               <w:rPr>
-                <w:rFonts w:ascii="Arial" w:hAnsi="Arial" w:eastAsia="Arial"/>
+                <w:sz w:val="12"/>
+              </w:rPr>
+            </w:r>
+            <w:r>
+              <w:rPr>
+                <w:rFonts w:ascii="Calibri" w:hAnsi="Calibri"/>
                 <w:b w:val="0"/>
-                <w:sz w:val="10"/>
+                <w:color w:val="202327"/>
+                <w:sz w:val="12"/>
               </w:rPr>
-              <w:t>Docker-Verwaltung. Kann Container/Volumes löschen, also vorsichtig.</w:t>
+              <w:t>Docker-Admin; kann Container und Volumes löschen</w:t>
             </w:r>
           </w:p>
         </w:tc>
       </w:tr>
       <w:tr>
+        <w:trPr/>
         <w:tc>
           <w:tcPr>
-            <w:tcW w:type="dxa" w:w="1219"/>
+            <w:tcW w:type="dxa" w:w="1311"/>
             <w:tcBorders>
-              <w:top w:val="single" w:sz="3" w:color="C9D4E0"/>
-              <w:left w:val="single" w:sz="3" w:color="C9D4E0"/>
-              <w:bottom w:val="single" w:sz="3" w:color="C9D4E0"/>
-              <w:right w:val="single" w:sz="3" w:color="C9D4E0"/>
+              <w:top w:val="single" w:sz="3" w:color="C7D1DB"/>
+              <w:start w:val="single" w:sz="3" w:color="C7D1DB"/>
+              <w:bottom w:val="single" w:sz="3" w:color="C7D1DB"/>
+              <w:end w:val="single" w:sz="3" w:color="C7D1DB"/>
+              <w:insideH w:val="single" w:sz="3" w:color="C7D1DB"/>
+              <w:insideV w:val="single" w:sz="3" w:color="C7D1DB"/>
             </w:tcBorders>
+            <w:vAlign w:val="center"/>
             <w:tcMar>
-              <w:top w:w="30" w:type="dxa"/>
-              <w:bottom w:w="30" w:type="dxa"/>
-              <w:left w:w="48" w:type="dxa"/>
-              <w:right w:w="48" w:type="dxa"/>
+              <w:top w:w="50" w:type="dxa"/>
+              <w:bottom w:w="50" w:type="dxa"/>
+              <w:start w:w="55" w:type="dxa"/>
+              <w:end w:w="55" w:type="dxa"/>
             </w:tcMar>
-            <w:vAlign w:val="center"/>
           </w:tcPr>
           <w:p>
             <w:pPr>
-              <w:spacing w:after="0" w:line="221" w:lineRule="auto"/>
+              <w:spacing w:before="0" w:after="0" w:line="226" w:lineRule="auto"/>
+              <w:jc w:val="left"/>
             </w:pPr>
-            <w:r/>
             <w:r>
               <w:rPr>
-                <w:rFonts w:ascii="Arial" w:hAnsi="Arial" w:eastAsia="Arial"/>
+                <w:sz w:val="12"/>
+              </w:rPr>
+            </w:r>
+            <w:r>
+              <w:rPr>
+                <w:rFonts w:ascii="Calibri" w:hAnsi="Calibri"/>
                 <w:b/>
-                <w:color w:val="14304E"/>
-                <w:sz w:val="11"/>
+                <w:color w:val="1C4160"/>
+                <w:sz w:val="12"/>
               </w:rPr>
-              <w:t>Admin-GUI</w:t>
+              <w:t>Cockpit</w:t>
             </w:r>
           </w:p>
         </w:tc>
         <w:tc>
           <w:tcPr>
-            <w:tcW w:type="dxa" w:w="3033"/>
+            <w:tcW w:type="dxa" w:w="2379"/>
             <w:tcBorders>
-              <w:top w:val="single" w:sz="3" w:color="C9D4E0"/>
-              <w:left w:val="single" w:sz="3" w:color="C9D4E0"/>
-              <w:bottom w:val="single" w:sz="3" w:color="C9D4E0"/>
-              <w:right w:val="single" w:sz="3" w:color="C9D4E0"/>
+              <w:top w:val="single" w:sz="3" w:color="C7D1DB"/>
+              <w:start w:val="single" w:sz="3" w:color="C7D1DB"/>
+              <w:bottom w:val="single" w:sz="3" w:color="C7D1DB"/>
+              <w:end w:val="single" w:sz="3" w:color="C7D1DB"/>
+              <w:insideH w:val="single" w:sz="3" w:color="C7D1DB"/>
+              <w:insideV w:val="single" w:sz="3" w:color="C7D1DB"/>
             </w:tcBorders>
+            <w:vAlign w:val="center"/>
             <w:tcMar>
-              <w:top w:w="30" w:type="dxa"/>
-              <w:bottom w:w="30" w:type="dxa"/>
-              <w:left w:w="48" w:type="dxa"/>
-              <w:right w:w="48" w:type="dxa"/>
+              <w:top w:w="50" w:type="dxa"/>
+              <w:bottom w:w="50" w:type="dxa"/>
+              <w:start w:w="55" w:type="dxa"/>
+              <w:end w:w="55" w:type="dxa"/>
             </w:tcMar>
-            <w:vAlign w:val="center"/>
           </w:tcPr>
           <w:p>
             <w:pPr>
-              <w:spacing w:after="0" w:line="221" w:lineRule="auto"/>
+              <w:spacing w:before="0" w:after="0" w:line="223" w:lineRule="auto"/>
             </w:pPr>
             <w:r/>
             <w:r>
               <w:rPr>
-                <w:rFonts w:ascii="Arial" w:hAnsi="Arial" w:eastAsia="Arial"/>
+                <w:rFonts w:ascii="Calibri" w:hAnsi="Calibri"/>
                 <w:b w:val="0"/>
-                <w:sz w:val="10"/>
+                <w:color w:val="202327"/>
+                <w:sz w:val="12"/>
               </w:rPr>
-              <w:t>http://192.168.1.136:18110</w:t>
+              <w:t>https://artserver</w:t>
+              <w:br/>
+              <w:t>oder https://192.168.1.136:9090</w:t>
             </w:r>
           </w:p>
         </w:tc>
         <w:tc>
           <w:tcPr>
-            <w:tcW w:type="dxa" w:w="3515"/>
+            <w:tcW w:type="dxa" w:w="4077"/>
             <w:tcBorders>
-              <w:top w:val="single" w:sz="3" w:color="C9D4E0"/>
-              <w:left w:val="single" w:sz="3" w:color="C9D4E0"/>
-              <w:bottom w:val="single" w:sz="3" w:color="C9D4E0"/>
-              <w:right w:val="single" w:sz="3" w:color="C9D4E0"/>
+              <w:top w:val="single" w:sz="3" w:color="C7D1DB"/>
+              <w:start w:val="single" w:sz="3" w:color="C7D1DB"/>
+              <w:bottom w:val="single" w:sz="3" w:color="C7D1DB"/>
+              <w:end w:val="single" w:sz="3" w:color="C7D1DB"/>
+              <w:insideH w:val="single" w:sz="3" w:color="C7D1DB"/>
+              <w:insideV w:val="single" w:sz="3" w:color="C7D1DB"/>
             </w:tcBorders>
+            <w:vAlign w:val="center"/>
             <w:tcMar>
-              <w:top w:w="30" w:type="dxa"/>
-              <w:bottom w:w="30" w:type="dxa"/>
-              <w:left w:w="48" w:type="dxa"/>
-              <w:right w:w="48" w:type="dxa"/>
+              <w:top w:w="50" w:type="dxa"/>
+              <w:bottom w:w="50" w:type="dxa"/>
+              <w:start w:w="55" w:type="dxa"/>
+              <w:end w:w="55" w:type="dxa"/>
             </w:tcMar>
-            <w:vAlign w:val="center"/>
           </w:tcPr>
           <w:p>
             <w:pPr>
-              <w:spacing w:after="0" w:line="221" w:lineRule="auto"/>
+              <w:spacing w:before="0" w:after="0" w:line="223" w:lineRule="auto"/>
             </w:pPr>
             <w:r/>
             <w:r>
               <w:rPr>
-                <w:rFonts w:ascii="Arial" w:hAnsi="Arial" w:eastAsia="Arial"/>
+                <w:rFonts w:ascii="Calibri" w:hAnsi="Calibri"/>
                 <w:b w:val="0"/>
-                <w:sz w:val="10"/>
+                <w:color w:val="202327"/>
+                <w:sz w:val="11"/>
               </w:rPr>
-              <w:t>Nur LAN/VPN. Caddy-Datei: arkons-admin-lan.caddy</w:t>
+              <w:t>Serverstatus, Logs, Updates; Cockpit-Socket aktiv</w:t>
+            </w:r>
+          </w:p>
+        </w:tc>
+      </w:tr>
+      <w:tr>
+        <w:trPr/>
+        <w:tc>
+          <w:tcPr>
+            <w:tcW w:type="dxa" w:w="1311"/>
+            <w:tcBorders>
+              <w:top w:val="single" w:sz="3" w:color="C7D1DB"/>
+              <w:start w:val="single" w:sz="3" w:color="C7D1DB"/>
+              <w:bottom w:val="single" w:sz="3" w:color="C7D1DB"/>
+              <w:end w:val="single" w:sz="3" w:color="C7D1DB"/>
+              <w:insideH w:val="single" w:sz="3" w:color="C7D1DB"/>
+              <w:insideV w:val="single" w:sz="3" w:color="C7D1DB"/>
+            </w:tcBorders>
+            <w:vAlign w:val="center"/>
+            <w:tcMar>
+              <w:top w:w="50" w:type="dxa"/>
+              <w:bottom w:w="50" w:type="dxa"/>
+              <w:start w:w="55" w:type="dxa"/>
+              <w:end w:w="55" w:type="dxa"/>
+            </w:tcMar>
+          </w:tcPr>
+          <w:p>
+            <w:pPr>
+              <w:spacing w:before="0" w:after="0" w:line="226" w:lineRule="auto"/>
+              <w:jc w:val="left"/>
+            </w:pPr>
+            <w:r>
+              <w:rPr>
+                <w:sz w:val="12"/>
+              </w:rPr>
+            </w:r>
+            <w:r>
+              <w:rPr>
+                <w:rFonts w:ascii="Calibri" w:hAnsi="Calibri"/>
+                <w:b/>
+                <w:color w:val="1C4160"/>
+                <w:sz w:val="12"/>
+              </w:rPr>
+              <w:t>Samba</w:t>
+            </w:r>
+          </w:p>
+        </w:tc>
+        <w:tc>
+          <w:tcPr>
+            <w:tcW w:type="dxa" w:w="2379"/>
+            <w:tcBorders>
+              <w:top w:val="single" w:sz="3" w:color="C7D1DB"/>
+              <w:start w:val="single" w:sz="3" w:color="C7D1DB"/>
+              <w:bottom w:val="single" w:sz="3" w:color="C7D1DB"/>
+              <w:end w:val="single" w:sz="3" w:color="C7D1DB"/>
+              <w:insideH w:val="single" w:sz="3" w:color="C7D1DB"/>
+              <w:insideV w:val="single" w:sz="3" w:color="C7D1DB"/>
+            </w:tcBorders>
+            <w:vAlign w:val="center"/>
+            <w:tcMar>
+              <w:top w:w="50" w:type="dxa"/>
+              <w:bottom w:w="50" w:type="dxa"/>
+              <w:start w:w="55" w:type="dxa"/>
+              <w:end w:w="55" w:type="dxa"/>
+            </w:tcMar>
+          </w:tcPr>
+          <w:p>
+            <w:pPr>
+              <w:spacing w:before="0" w:after="0" w:line="226" w:lineRule="auto"/>
+              <w:jc w:val="left"/>
+            </w:pPr>
+            <w:r>
+              <w:rPr>
+                <w:rFonts w:ascii="Calibri" w:hAnsi="Calibri"/>
+                <w:b w:val="0"/>
+                <w:sz w:val="12"/>
+              </w:rPr>
+              <w:t>\\artserver\artshare</w:t>
+              <w:br/>
+              <w:t>\\artserver\apps</w:t>
+            </w:r>
+            <w:r>
+              <w:rPr>
+                <w:rFonts w:ascii="Calibri" w:hAnsi="Calibri"/>
+                <w:b w:val="0"/>
+                <w:color w:val="202327"/>
+                <w:sz w:val="12"/>
+              </w:rPr>
+            </w:r>
+          </w:p>
+        </w:tc>
+        <w:tc>
+          <w:tcPr>
+            <w:tcW w:type="dxa" w:w="4077"/>
+            <w:tcBorders>
+              <w:top w:val="single" w:sz="3" w:color="C7D1DB"/>
+              <w:start w:val="single" w:sz="3" w:color="C7D1DB"/>
+              <w:bottom w:val="single" w:sz="3" w:color="C7D1DB"/>
+              <w:end w:val="single" w:sz="3" w:color="C7D1DB"/>
+              <w:insideH w:val="single" w:sz="3" w:color="C7D1DB"/>
+              <w:insideV w:val="single" w:sz="3" w:color="C7D1DB"/>
+            </w:tcBorders>
+            <w:vAlign w:val="center"/>
+            <w:tcMar>
+              <w:top w:w="50" w:type="dxa"/>
+              <w:bottom w:w="50" w:type="dxa"/>
+              <w:start w:w="55" w:type="dxa"/>
+              <w:end w:w="55" w:type="dxa"/>
+            </w:tcMar>
+          </w:tcPr>
+          <w:p>
+            <w:pPr>
+              <w:spacing w:before="0" w:after="0" w:line="226" w:lineRule="auto"/>
+              <w:jc w:val="left"/>
+            </w:pPr>
+            <w:r>
+              <w:rPr>
+                <w:sz w:val="12"/>
+              </w:rPr>
+            </w:r>
+            <w:r>
+              <w:rPr>
+                <w:rFonts w:ascii="Calibri" w:hAnsi="Calibri"/>
+                <w:b w:val="0"/>
+                <w:color w:val="202327"/>
+                <w:sz w:val="12"/>
+              </w:rPr>
+              <w:t>Schreibbare Windows-Freigaben: /home/art und /opt/apps</w:t>
             </w:r>
           </w:p>
         </w:tc>
@@ -907,197 +1329,1022 @@
         <w:t>Zentrale Administration</w:t>
       </w:r>
     </w:p>
-    <w:p>
-      <w:pPr>
-        <w:pStyle w:val="ListBullet"/>
-        <w:spacing w:after="2" w:line="228" w:lineRule="auto"/>
-        <w:ind w:left="181" w:hanging="102"/>
-      </w:pPr>
-      <w:r>
-        <w:rPr>
-          <w:rFonts w:ascii="Arial" w:hAnsi="Arial" w:eastAsia="Arial"/>
-          <w:color w:val="14304E"/>
-          <w:sz w:val="11"/>
-        </w:rPr>
-        <w:t>Windows-Start: C:\Users\beata\OneDrive\Dokumente\Private_Projekte\artserver\artserver-admin.cmd</w:t>
-      </w:r>
-    </w:p>
-    <w:p>
-      <w:pPr>
-        <w:pStyle w:val="ListBullet"/>
-        <w:spacing w:after="2" w:line="228" w:lineRule="auto"/>
-        <w:ind w:left="181" w:hanging="102"/>
-      </w:pPr>
-      <w:r>
-        <w:rPr>
-          <w:rFonts w:ascii="Arial" w:hAnsi="Arial" w:eastAsia="Arial"/>
-          <w:sz w:val="11"/>
-        </w:rPr>
-        <w:t>Im Menü: 8 Dienste/Container, 23 Docker/Portainer, 34 Skriptkatalog, 36 Projekt-Admin-Einstiege.</w:t>
-      </w:r>
-    </w:p>
-    <w:p>
-      <w:pPr>
-        <w:pStyle w:val="ListBullet"/>
-        <w:spacing w:after="2" w:line="228" w:lineRule="auto"/>
-        <w:ind w:left="181" w:hanging="102"/>
-      </w:pPr>
-      <w:r>
-        <w:rPr>
-          <w:rFonts w:ascii="Arial" w:hAnsi="Arial" w:eastAsia="Arial"/>
-          <w:sz w:val="11"/>
-        </w:rPr>
-        <w:t>SSH direkt: ssh art@artserver</w:t>
-      </w:r>
-    </w:p>
-    <w:p>
-      <w:pPr>
-        <w:spacing w:after="0" w:line="216" w:lineRule="auto"/>
-        <w:ind w:left="68"/>
-      </w:pPr>
-      <w:r>
-        <w:rPr>
-          <w:rFonts w:ascii="Consolas" w:hAnsi="Consolas" w:eastAsia="Consolas"/>
-          <w:color w:val="232323"/>
-          <w:sz w:val="10"/>
-        </w:rPr>
-        <w:t>sudo docker ps</w:t>
-      </w:r>
-    </w:p>
-    <w:p>
-      <w:pPr>
-        <w:spacing w:after="0" w:line="216" w:lineRule="auto"/>
-        <w:ind w:left="68"/>
-      </w:pPr>
-      <w:r>
-        <w:rPr>
-          <w:rFonts w:ascii="Consolas" w:hAnsi="Consolas" w:eastAsia="Consolas"/>
-          <w:color w:val="232323"/>
-          <w:sz w:val="10"/>
-        </w:rPr>
-        <w:t>sudo docker compose ls</w:t>
-      </w:r>
-    </w:p>
-    <w:p>
-      <w:pPr>
-        <w:spacing w:after="0" w:line="216" w:lineRule="auto"/>
-        <w:ind w:left="68"/>
-      </w:pPr>
-      <w:r>
-        <w:rPr>
-          <w:rFonts w:ascii="Consolas" w:hAnsi="Consolas" w:eastAsia="Consolas"/>
-          <w:color w:val="232323"/>
-          <w:sz w:val="10"/>
-        </w:rPr>
-        <w:t>sudo systemctl status caddy docker</w:t>
-      </w:r>
-    </w:p>
+    <w:tbl>
+      <w:tblPr>
+        <w:tblW w:type="dxa" w:w="7767"/>
+        <w:tblLayout w:type="fixed"/>
+        <w:tblLook w:firstColumn="1" w:firstRow="1" w:lastColumn="0" w:lastRow="0" w:noHBand="0" w:noVBand="1" w:val="04A0"/>
+        <w:jc w:val="left"/>
+        <w:tblInd w:type="dxa" w:w="55"/>
+      </w:tblPr>
+      <w:tblGrid>
+        <w:gridCol w:w="1408"/>
+        <w:gridCol w:w="6359"/>
+      </w:tblGrid>
+      <w:tr>
+        <w:trPr/>
+        <w:tc>
+          <w:tcPr>
+            <w:tcW w:type="dxa" w:w="1408"/>
+            <w:tcBorders>
+              <w:top w:val="single" w:sz="3" w:color="C7D1DB"/>
+              <w:start w:val="single" w:sz="3" w:color="C7D1DB"/>
+              <w:bottom w:val="single" w:sz="3" w:color="C7D1DB"/>
+              <w:end w:val="single" w:sz="3" w:color="C7D1DB"/>
+              <w:insideH w:val="single" w:sz="3" w:color="C7D1DB"/>
+              <w:insideV w:val="single" w:sz="3" w:color="C7D1DB"/>
+            </w:tcBorders>
+            <w:shd w:fill="E8EEF5"/>
+            <w:vAlign w:val="center"/>
+            <w:tcMar>
+              <w:top w:w="35" w:type="dxa"/>
+              <w:bottom w:w="35" w:type="dxa"/>
+              <w:start w:w="55" w:type="dxa"/>
+              <w:end w:w="55" w:type="dxa"/>
+            </w:tcMar>
+          </w:tcPr>
+          <w:p>
+            <w:pPr>
+              <w:spacing w:before="0" w:after="0" w:line="223" w:lineRule="auto"/>
+            </w:pPr>
+            <w:r/>
+            <w:r>
+              <w:rPr>
+                <w:rFonts w:ascii="Calibri" w:hAnsi="Calibri"/>
+                <w:b/>
+                <w:color w:val="1C4160"/>
+                <w:sz w:val="12"/>
+              </w:rPr>
+              <w:t>Browser - jeder LAN-PC</w:t>
+            </w:r>
+          </w:p>
+        </w:tc>
+        <w:tc>
+          <w:tcPr>
+            <w:tcW w:type="dxa" w:w="6359"/>
+            <w:tcBorders>
+              <w:top w:val="single" w:sz="3" w:color="C7D1DB"/>
+              <w:start w:val="single" w:sz="3" w:color="C7D1DB"/>
+              <w:bottom w:val="single" w:sz="3" w:color="C7D1DB"/>
+              <w:end w:val="single" w:sz="3" w:color="C7D1DB"/>
+              <w:insideH w:val="single" w:sz="3" w:color="C7D1DB"/>
+              <w:insideV w:val="single" w:sz="3" w:color="C7D1DB"/>
+            </w:tcBorders>
+            <w:vAlign w:val="center"/>
+            <w:tcMar>
+              <w:top w:w="35" w:type="dxa"/>
+              <w:bottom w:w="35" w:type="dxa"/>
+              <w:start w:w="55" w:type="dxa"/>
+              <w:end w:w="55" w:type="dxa"/>
+            </w:tcMar>
+          </w:tcPr>
+          <w:p>
+            <w:pPr>
+              <w:spacing w:before="0" w:after="0" w:line="223" w:lineRule="auto"/>
+            </w:pPr>
+            <w:r/>
+            <w:r>
+              <w:rPr>
+                <w:rFonts w:ascii="Calibri" w:hAnsi="Calibri"/>
+                <w:b w:val="0"/>
+                <w:color w:val="202327"/>
+                <w:sz w:val="11"/>
+              </w:rPr>
+              <w:t>Hauptweg: http://192.168.1.136:18110/  - keine lokale Installation nötig; dort Status, Logs und dokumentierte Jobs öffnen.</w:t>
+            </w:r>
+          </w:p>
+        </w:tc>
+      </w:tr>
+      <w:tr>
+        <w:trPr/>
+        <w:tc>
+          <w:tcPr>
+            <w:tcW w:type="dxa" w:w="1408"/>
+            <w:tcBorders>
+              <w:top w:val="single" w:sz="3" w:color="C7D1DB"/>
+              <w:start w:val="single" w:sz="3" w:color="C7D1DB"/>
+              <w:bottom w:val="single" w:sz="3" w:color="C7D1DB"/>
+              <w:end w:val="single" w:sz="3" w:color="C7D1DB"/>
+              <w:insideH w:val="single" w:sz="3" w:color="C7D1DB"/>
+              <w:insideV w:val="single" w:sz="3" w:color="C7D1DB"/>
+            </w:tcBorders>
+            <w:shd w:fill="E8EEF5"/>
+            <w:vAlign w:val="center"/>
+            <w:tcMar>
+              <w:top w:w="35" w:type="dxa"/>
+              <w:bottom w:w="35" w:type="dxa"/>
+              <w:start w:w="55" w:type="dxa"/>
+              <w:end w:w="55" w:type="dxa"/>
+            </w:tcMar>
+          </w:tcPr>
+          <w:p>
+            <w:pPr>
+              <w:spacing w:before="0" w:after="0" w:line="223" w:lineRule="auto"/>
+            </w:pPr>
+            <w:r/>
+            <w:r>
+              <w:rPr>
+                <w:rFonts w:ascii="Calibri" w:hAnsi="Calibri"/>
+                <w:b/>
+                <w:color w:val="1C4160"/>
+                <w:sz w:val="12"/>
+              </w:rPr>
+              <w:t>Direkt am Server</w:t>
+            </w:r>
+          </w:p>
+        </w:tc>
+        <w:tc>
+          <w:tcPr>
+            <w:tcW w:type="dxa" w:w="6359"/>
+            <w:tcBorders>
+              <w:top w:val="single" w:sz="3" w:color="C7D1DB"/>
+              <w:start w:val="single" w:sz="3" w:color="C7D1DB"/>
+              <w:bottom w:val="single" w:sz="3" w:color="C7D1DB"/>
+              <w:end w:val="single" w:sz="3" w:color="C7D1DB"/>
+              <w:insideH w:val="single" w:sz="3" w:color="C7D1DB"/>
+              <w:insideV w:val="single" w:sz="3" w:color="C7D1DB"/>
+            </w:tcBorders>
+            <w:vAlign w:val="center"/>
+            <w:tcMar>
+              <w:top w:w="35" w:type="dxa"/>
+              <w:bottom w:w="35" w:type="dxa"/>
+              <w:start w:w="55" w:type="dxa"/>
+              <w:end w:w="55" w:type="dxa"/>
+            </w:tcMar>
+          </w:tcPr>
+          <w:p>
+            <w:pPr>
+              <w:spacing w:before="0" w:after="0" w:line="223" w:lineRule="auto"/>
+            </w:pPr>
+            <w:r/>
+            <w:r>
+              <w:rPr>
+                <w:rFonts w:ascii="Calibri" w:hAnsi="Calibri"/>
+                <w:b w:val="0"/>
+                <w:color w:val="202327"/>
+                <w:sz w:val="11"/>
+              </w:rPr>
+              <w:t>Admin-GUI: http://127.0.0.1:18010/  |  Terminal: sudo docker ps; sudo docker compose ls; df -h</w:t>
+            </w:r>
+          </w:p>
+        </w:tc>
+      </w:tr>
+      <w:tr>
+        <w:trPr/>
+        <w:tc>
+          <w:tcPr>
+            <w:tcW w:type="dxa" w:w="1408"/>
+            <w:tcBorders>
+              <w:top w:val="single" w:sz="3" w:color="C7D1DB"/>
+              <w:start w:val="single" w:sz="3" w:color="C7D1DB"/>
+              <w:bottom w:val="single" w:sz="3" w:color="C7D1DB"/>
+              <w:end w:val="single" w:sz="3" w:color="C7D1DB"/>
+              <w:insideH w:val="single" w:sz="3" w:color="C7D1DB"/>
+              <w:insideV w:val="single" w:sz="3" w:color="C7D1DB"/>
+            </w:tcBorders>
+            <w:shd w:fill="E8EEF5"/>
+            <w:vAlign w:val="center"/>
+            <w:tcMar>
+              <w:top w:w="35" w:type="dxa"/>
+              <w:bottom w:w="35" w:type="dxa"/>
+              <w:start w:w="55" w:type="dxa"/>
+              <w:end w:w="55" w:type="dxa"/>
+            </w:tcMar>
+          </w:tcPr>
+          <w:p>
+            <w:pPr>
+              <w:spacing w:before="0" w:after="0" w:line="223" w:lineRule="auto"/>
+            </w:pPr>
+            <w:r/>
+            <w:r>
+              <w:rPr>
+                <w:rFonts w:ascii="Calibri" w:hAnsi="Calibri"/>
+                <w:b/>
+                <w:color w:val="1C4160"/>
+                <w:sz w:val="12"/>
+              </w:rPr>
+              <w:t>SSH - jeder Rechner</w:t>
+            </w:r>
+          </w:p>
+        </w:tc>
+        <w:tc>
+          <w:tcPr>
+            <w:tcW w:type="dxa" w:w="6359"/>
+            <w:tcBorders>
+              <w:top w:val="single" w:sz="3" w:color="C7D1DB"/>
+              <w:start w:val="single" w:sz="3" w:color="C7D1DB"/>
+              <w:bottom w:val="single" w:sz="3" w:color="C7D1DB"/>
+              <w:end w:val="single" w:sz="3" w:color="C7D1DB"/>
+              <w:insideH w:val="single" w:sz="3" w:color="C7D1DB"/>
+              <w:insideV w:val="single" w:sz="3" w:color="C7D1DB"/>
+            </w:tcBorders>
+            <w:vAlign w:val="center"/>
+            <w:tcMar>
+              <w:top w:w="35" w:type="dxa"/>
+              <w:bottom w:w="35" w:type="dxa"/>
+              <w:start w:w="55" w:type="dxa"/>
+              <w:end w:w="55" w:type="dxa"/>
+            </w:tcMar>
+          </w:tcPr>
+          <w:p>
+            <w:pPr>
+              <w:spacing w:before="0" w:after="0" w:line="223" w:lineRule="auto"/>
+            </w:pPr>
+            <w:r/>
+            <w:r>
+              <w:rPr>
+                <w:rFonts w:ascii="Calibri" w:hAnsi="Calibri"/>
+                <w:b w:val="0"/>
+                <w:color w:val="202327"/>
+                <w:sz w:val="11"/>
+              </w:rPr>
+              <w:t>ssh art@192.168.1.136  oder  ssh art@artserver  - danach dieselben Linux-Befehle wie direkt am Server.</w:t>
+            </w:r>
+          </w:p>
+        </w:tc>
+      </w:tr>
+      <w:tr>
+        <w:trPr/>
+        <w:tc>
+          <w:tcPr>
+            <w:tcW w:type="dxa" w:w="1408"/>
+            <w:tcBorders>
+              <w:top w:val="single" w:sz="3" w:color="C7D1DB"/>
+              <w:start w:val="single" w:sz="3" w:color="C7D1DB"/>
+              <w:bottom w:val="single" w:sz="3" w:color="C7D1DB"/>
+              <w:end w:val="single" w:sz="3" w:color="C7D1DB"/>
+              <w:insideH w:val="single" w:sz="3" w:color="C7D1DB"/>
+              <w:insideV w:val="single" w:sz="3" w:color="C7D1DB"/>
+            </w:tcBorders>
+            <w:shd w:fill="E8EEF5"/>
+            <w:vAlign w:val="center"/>
+            <w:tcMar>
+              <w:top w:w="35" w:type="dxa"/>
+              <w:bottom w:w="35" w:type="dxa"/>
+              <w:start w:w="55" w:type="dxa"/>
+              <w:end w:w="55" w:type="dxa"/>
+            </w:tcMar>
+          </w:tcPr>
+          <w:p>
+            <w:pPr>
+              <w:spacing w:before="0" w:after="0" w:line="223" w:lineRule="auto"/>
+            </w:pPr>
+            <w:r/>
+            <w:r>
+              <w:rPr>
+                <w:rFonts w:ascii="Calibri" w:hAnsi="Calibri"/>
+                <w:b/>
+                <w:color w:val="1C4160"/>
+                <w:sz w:val="12"/>
+              </w:rPr>
+              <w:t>Dienste prüfen</w:t>
+            </w:r>
+          </w:p>
+        </w:tc>
+        <w:tc>
+          <w:tcPr>
+            <w:tcW w:type="dxa" w:w="6359"/>
+            <w:tcBorders>
+              <w:top w:val="single" w:sz="3" w:color="C7D1DB"/>
+              <w:start w:val="single" w:sz="3" w:color="C7D1DB"/>
+              <w:bottom w:val="single" w:sz="3" w:color="C7D1DB"/>
+              <w:end w:val="single" w:sz="3" w:color="C7D1DB"/>
+              <w:insideH w:val="single" w:sz="3" w:color="C7D1DB"/>
+              <w:insideV w:val="single" w:sz="3" w:color="C7D1DB"/>
+            </w:tcBorders>
+            <w:vAlign w:val="center"/>
+            <w:tcMar>
+              <w:top w:w="35" w:type="dxa"/>
+              <w:bottom w:w="35" w:type="dxa"/>
+              <w:start w:w="55" w:type="dxa"/>
+              <w:end w:w="55" w:type="dxa"/>
+            </w:tcMar>
+          </w:tcPr>
+          <w:p>
+            <w:pPr>
+              <w:spacing w:before="0" w:after="0" w:line="223" w:lineRule="auto"/>
+            </w:pPr>
+            <w:r/>
+            <w:r>
+              <w:rPr>
+                <w:rFonts w:ascii="Calibri" w:hAnsi="Calibri"/>
+                <w:b w:val="0"/>
+                <w:color w:val="202327"/>
+                <w:sz w:val="11"/>
+              </w:rPr>
+              <w:t>sudo systemctl status caddy docker arkons-admin-web cockpit.socket</w:t>
+            </w:r>
+          </w:p>
+        </w:tc>
+      </w:tr>
+      <w:tr>
+        <w:trPr/>
+        <w:tc>
+          <w:tcPr>
+            <w:tcW w:type="dxa" w:w="1408"/>
+            <w:tcBorders>
+              <w:top w:val="single" w:sz="3" w:color="C7D1DB"/>
+              <w:start w:val="single" w:sz="3" w:color="C7D1DB"/>
+              <w:bottom w:val="single" w:sz="3" w:color="C7D1DB"/>
+              <w:end w:val="single" w:sz="3" w:color="C7D1DB"/>
+            </w:tcBorders>
+            <w:shd w:fill="E8EEF5"/>
+            <w:tcMar>
+              <w:top w:w="35" w:type="dxa"/>
+              <w:bottom w:w="35" w:type="dxa"/>
+              <w:start w:w="55" w:type="dxa"/>
+              <w:end w:w="55" w:type="dxa"/>
+            </w:tcMar>
+          </w:tcPr>
+          <w:p>
+            <w:pPr>
+              <w:spacing w:before="0" w:after="0" w:line="223" w:lineRule="auto"/>
+            </w:pPr>
+            <w:r/>
+            <w:r>
+              <w:rPr>
+                <w:rFonts w:ascii="Calibri" w:hAnsi="Calibri"/>
+                <w:b/>
+                <w:color w:val="1C4160"/>
+                <w:sz w:val="12"/>
+              </w:rPr>
+              <w:t>Logs prüfen</w:t>
+            </w:r>
+          </w:p>
+        </w:tc>
+        <w:tc>
+          <w:tcPr>
+            <w:tcW w:type="dxa" w:w="6359"/>
+            <w:tcBorders>
+              <w:top w:val="single" w:sz="3" w:color="C7D1DB"/>
+              <w:start w:val="single" w:sz="3" w:color="C7D1DB"/>
+              <w:bottom w:val="single" w:sz="3" w:color="C7D1DB"/>
+              <w:end w:val="single" w:sz="3" w:color="C7D1DB"/>
+            </w:tcBorders>
+            <w:tcMar>
+              <w:top w:w="35" w:type="dxa"/>
+              <w:bottom w:w="35" w:type="dxa"/>
+              <w:start w:w="55" w:type="dxa"/>
+              <w:end w:w="55" w:type="dxa"/>
+            </w:tcMar>
+          </w:tcPr>
+          <w:p>
+            <w:pPr>
+              <w:spacing w:before="0" w:after="0" w:line="223" w:lineRule="auto"/>
+            </w:pPr>
+            <w:r/>
+            <w:r>
+              <w:rPr>
+                <w:rFonts w:ascii="Calibri" w:hAnsi="Calibri"/>
+                <w:b w:val="0"/>
+                <w:color w:val="202327"/>
+                <w:sz w:val="11"/>
+              </w:rPr>
+              <w:t>sudo journalctl -u arkons-admin-web -n 100  |  sudo docker logs --tail 100 &lt;Containername&gt;</w:t>
+            </w:r>
+          </w:p>
+        </w:tc>
+      </w:tr>
+      <w:tr>
+        <w:trPr/>
+        <w:tc>
+          <w:tcPr>
+            <w:tcW w:type="dxa" w:w="1408"/>
+            <w:tcBorders>
+              <w:top w:val="single" w:sz="3" w:color="C7D1DB"/>
+              <w:start w:val="single" w:sz="3" w:color="C7D1DB"/>
+              <w:bottom w:val="single" w:sz="3" w:color="C7D1DB"/>
+              <w:end w:val="single" w:sz="3" w:color="C7D1DB"/>
+            </w:tcBorders>
+            <w:shd w:fill="E8EEF5"/>
+            <w:tcMar>
+              <w:top w:w="35" w:type="dxa"/>
+              <w:bottom w:w="35" w:type="dxa"/>
+              <w:start w:w="55" w:type="dxa"/>
+              <w:end w:w="55" w:type="dxa"/>
+            </w:tcMar>
+          </w:tcPr>
+          <w:p>
+            <w:pPr>
+              <w:spacing w:before="0" w:after="0" w:line="223" w:lineRule="auto"/>
+            </w:pPr>
+            <w:r/>
+            <w:r>
+              <w:rPr>
+                <w:rFonts w:ascii="Calibri" w:hAnsi="Calibri"/>
+                <w:b/>
+                <w:color w:val="1C4160"/>
+                <w:sz w:val="12"/>
+              </w:rPr>
+              <w:t>App-Quellen</w:t>
+            </w:r>
+          </w:p>
+        </w:tc>
+        <w:tc>
+          <w:tcPr>
+            <w:tcW w:type="dxa" w:w="6359"/>
+            <w:tcBorders>
+              <w:top w:val="single" w:sz="3" w:color="C7D1DB"/>
+              <w:start w:val="single" w:sz="3" w:color="C7D1DB"/>
+              <w:bottom w:val="single" w:sz="3" w:color="C7D1DB"/>
+              <w:end w:val="single" w:sz="3" w:color="C7D1DB"/>
+            </w:tcBorders>
+            <w:tcMar>
+              <w:top w:w="35" w:type="dxa"/>
+              <w:bottom w:w="35" w:type="dxa"/>
+              <w:start w:w="55" w:type="dxa"/>
+              <w:end w:w="55" w:type="dxa"/>
+            </w:tcMar>
+          </w:tcPr>
+          <w:p>
+            <w:pPr>
+              <w:spacing w:before="0" w:after="0" w:line="223" w:lineRule="auto"/>
+            </w:pPr>
+            <w:r/>
+            <w:r>
+              <w:rPr>
+                <w:rFonts w:ascii="Calibri" w:hAnsi="Calibri"/>
+                <w:b w:val="0"/>
+                <w:color w:val="202327"/>
+                <w:sz w:val="11"/>
+              </w:rPr>
+              <w:t>Menüplan/Arzttarif: /home/art/arkons/deploy/artserver/docker  |  RoboWait: /opt/apps/robowait/deploy  |  Immich: /opt/immich</w:t>
+            </w:r>
+          </w:p>
+        </w:tc>
+      </w:tr>
+      <w:tr>
+        <w:trPr/>
+        <w:tc>
+          <w:tcPr>
+            <w:tcW w:type="dxa" w:w="1408"/>
+            <w:tcBorders>
+              <w:top w:val="single" w:sz="3" w:color="C7D1DB"/>
+              <w:start w:val="single" w:sz="3" w:color="C7D1DB"/>
+              <w:bottom w:val="single" w:sz="3" w:color="C7D1DB"/>
+              <w:end w:val="single" w:sz="3" w:color="C7D1DB"/>
+            </w:tcBorders>
+            <w:shd w:fill="E8EEF5"/>
+            <w:tcMar>
+              <w:top w:w="35" w:type="dxa"/>
+              <w:bottom w:w="35" w:type="dxa"/>
+              <w:start w:w="55" w:type="dxa"/>
+              <w:end w:w="55" w:type="dxa"/>
+            </w:tcMar>
+          </w:tcPr>
+          <w:p>
+            <w:pPr>
+              <w:spacing w:before="0" w:after="0" w:line="223" w:lineRule="auto"/>
+            </w:pPr>
+            <w:r/>
+            <w:r>
+              <w:rPr>
+                <w:rFonts w:ascii="Calibri" w:hAnsi="Calibri"/>
+                <w:b/>
+                <w:color w:val="1C4160"/>
+                <w:sz w:val="12"/>
+              </w:rPr>
+              <w:t>Windows optional</w:t>
+            </w:r>
+          </w:p>
+        </w:tc>
+        <w:tc>
+          <w:tcPr>
+            <w:tcW w:type="dxa" w:w="6359"/>
+            <w:tcBorders>
+              <w:top w:val="single" w:sz="3" w:color="C7D1DB"/>
+              <w:start w:val="single" w:sz="3" w:color="C7D1DB"/>
+              <w:bottom w:val="single" w:sz="3" w:color="C7D1DB"/>
+              <w:end w:val="single" w:sz="3" w:color="C7D1DB"/>
+            </w:tcBorders>
+            <w:tcMar>
+              <w:top w:w="35" w:type="dxa"/>
+              <w:bottom w:w="35" w:type="dxa"/>
+              <w:start w:w="55" w:type="dxa"/>
+              <w:end w:w="55" w:type="dxa"/>
+            </w:tcMar>
+          </w:tcPr>
+          <w:p>
+            <w:pPr>
+              <w:spacing w:before="0" w:after="0" w:line="223" w:lineRule="auto"/>
+            </w:pPr>
+            <w:r/>
+            <w:r>
+              <w:rPr>
+                <w:rFonts w:ascii="Calibri" w:hAnsi="Calibri"/>
+                <w:b w:val="0"/>
+                <w:color w:val="202327"/>
+                <w:sz w:val="11"/>
+              </w:rPr>
+              <w:t>Desktop: Arkons Admin lokal starten.cmd -&gt; lokale GUI 127.0.0.1:18110-18120. Nur Komfort, nicht erforderlich.</w:t>
+            </w:r>
+          </w:p>
+        </w:tc>
+      </w:tr>
+      <w:tr>
+        <w:trPr/>
+        <w:tc>
+          <w:tcPr>
+            <w:tcW w:type="dxa" w:w="1408"/>
+            <w:tcBorders>
+              <w:top w:val="single" w:sz="3" w:color="C7D1DB"/>
+              <w:start w:val="single" w:sz="3" w:color="C7D1DB"/>
+              <w:bottom w:val="single" w:sz="3" w:color="C7D1DB"/>
+              <w:end w:val="single" w:sz="3" w:color="C7D1DB"/>
+            </w:tcBorders>
+            <w:shd w:fill="E8EEF5"/>
+            <w:tcMar>
+              <w:top w:w="35" w:type="dxa"/>
+              <w:bottom w:w="35" w:type="dxa"/>
+              <w:start w:w="55" w:type="dxa"/>
+              <w:end w:w="55" w:type="dxa"/>
+            </w:tcMar>
+          </w:tcPr>
+          <w:p>
+            <w:pPr>
+              <w:spacing w:before="0" w:after="0" w:line="223" w:lineRule="auto"/>
+            </w:pPr>
+            <w:r/>
+            <w:r>
+              <w:rPr>
+                <w:rFonts w:ascii="Calibri" w:hAnsi="Calibri"/>
+                <w:b/>
+                <w:color w:val="1C4160"/>
+                <w:sz w:val="12"/>
+              </w:rPr>
+              <w:t>Q: optional</w:t>
+            </w:r>
+          </w:p>
+        </w:tc>
+        <w:tc>
+          <w:tcPr>
+            <w:tcW w:type="dxa" w:w="6359"/>
+            <w:tcBorders>
+              <w:top w:val="single" w:sz="3" w:color="C7D1DB"/>
+              <w:start w:val="single" w:sz="3" w:color="C7D1DB"/>
+              <w:bottom w:val="single" w:sz="3" w:color="C7D1DB"/>
+              <w:end w:val="single" w:sz="3" w:color="C7D1DB"/>
+            </w:tcBorders>
+            <w:tcMar>
+              <w:top w:w="35" w:type="dxa"/>
+              <w:bottom w:w="35" w:type="dxa"/>
+              <w:start w:w="55" w:type="dxa"/>
+              <w:end w:w="55" w:type="dxa"/>
+            </w:tcMar>
+          </w:tcPr>
+          <w:p>
+            <w:pPr>
+              <w:spacing w:before="0" w:after="0" w:line="223" w:lineRule="auto"/>
+            </w:pPr>
+            <w:r/>
+            <w:r>
+              <w:rPr>
+                <w:rFonts w:ascii="Calibri" w:hAnsi="Calibri"/>
+                <w:b w:val="0"/>
+                <w:color w:val="942323"/>
+                <w:sz w:val="11"/>
+              </w:rPr>
+              <w:t>Q:\artserver-hub\artserver-admin.cmd startet das lokale CMD. Netzwerkwarnung nur bestätigen, wenn Q: sicher artserver ist.</w:t>
+            </w:r>
+          </w:p>
+        </w:tc>
+      </w:tr>
+    </w:tbl>
     <w:p>
       <w:pPr>
         <w:pStyle w:val="Heading1"/>
       </w:pPr>
       <w:r>
-        <w:t>Pfad-Regeln: nicht leichtfertig anfassen</w:t>
+        <w:t>Vor jeder Änderung</w:t>
       </w:r>
     </w:p>
+    <w:tbl>
+      <w:tblPr>
+        <w:tblW w:type="dxa" w:w="7767"/>
+        <w:tblLayout w:type="fixed"/>
+        <w:tblLook w:firstColumn="1" w:firstRow="1" w:lastColumn="0" w:lastRow="0" w:noHBand="0" w:noVBand="1" w:val="04A0"/>
+        <w:jc w:val="left"/>
+        <w:tblInd w:type="dxa" w:w="55"/>
+      </w:tblPr>
+      <w:tblGrid>
+        <w:gridCol w:w="1408"/>
+        <w:gridCol w:w="6359"/>
+      </w:tblGrid>
+      <w:tr>
+        <w:trPr/>
+        <w:tc>
+          <w:tcPr>
+            <w:tcW w:type="dxa" w:w="1408"/>
+            <w:tcBorders>
+              <w:top w:val="single" w:sz="3" w:color="D8B0B0"/>
+              <w:start w:val="single" w:sz="3" w:color="D8B0B0"/>
+              <w:bottom w:val="single" w:sz="3" w:color="D8B0B0"/>
+              <w:end w:val="single" w:sz="3" w:color="D8B0B0"/>
+              <w:insideH w:val="single" w:sz="3" w:color="D8B0B0"/>
+              <w:insideV w:val="single" w:sz="3" w:color="D8B0B0"/>
+            </w:tcBorders>
+            <w:shd w:fill="FCE8E6"/>
+            <w:vAlign w:val="center"/>
+            <w:tcMar>
+              <w:top w:w="38" w:type="dxa"/>
+              <w:bottom w:w="38" w:type="dxa"/>
+              <w:start w:w="55" w:type="dxa"/>
+              <w:end w:w="55" w:type="dxa"/>
+            </w:tcMar>
+          </w:tcPr>
+          <w:p>
+            <w:pPr>
+              <w:spacing w:before="0" w:after="0" w:line="223" w:lineRule="auto"/>
+            </w:pPr>
+            <w:r/>
+            <w:r>
+              <w:rPr>
+                <w:rFonts w:ascii="Calibri" w:hAnsi="Calibri"/>
+                <w:b/>
+                <w:color w:val="942323"/>
+                <w:sz w:val="12"/>
+              </w:rPr>
+              <w:t>1  Prüfen</w:t>
+            </w:r>
+          </w:p>
+        </w:tc>
+        <w:tc>
+          <w:tcPr>
+            <w:tcW w:type="dxa" w:w="6359"/>
+            <w:tcBorders>
+              <w:top w:val="single" w:sz="3" w:color="D8B0B0"/>
+              <w:start w:val="single" w:sz="3" w:color="D8B0B0"/>
+              <w:bottom w:val="single" w:sz="3" w:color="D8B0B0"/>
+              <w:end w:val="single" w:sz="3" w:color="D8B0B0"/>
+              <w:insideH w:val="single" w:sz="3" w:color="D8B0B0"/>
+              <w:insideV w:val="single" w:sz="3" w:color="D8B0B0"/>
+            </w:tcBorders>
+            <w:vAlign w:val="center"/>
+            <w:tcMar>
+              <w:top w:w="38" w:type="dxa"/>
+              <w:bottom w:w="38" w:type="dxa"/>
+              <w:start w:w="55" w:type="dxa"/>
+              <w:end w:w="55" w:type="dxa"/>
+            </w:tcMar>
+          </w:tcPr>
+          <w:p>
+            <w:pPr>
+              <w:spacing w:before="0" w:after="0" w:line="223" w:lineRule="auto"/>
+            </w:pPr>
+            <w:r/>
+            <w:r>
+              <w:rPr>
+                <w:rFonts w:ascii="Calibri" w:hAnsi="Calibri"/>
+                <w:b w:val="0"/>
+                <w:color w:val="202327"/>
+                <w:sz w:val="11"/>
+              </w:rPr>
+              <w:t>Von einem LAN-Rechner Admin-GUI öffnen oder direkt/über SSH Status, Speicher und Dienste prüfen.</w:t>
+            </w:r>
+          </w:p>
+        </w:tc>
+      </w:tr>
+      <w:tr>
+        <w:trPr/>
+        <w:tc>
+          <w:tcPr>
+            <w:tcW w:type="dxa" w:w="1408"/>
+            <w:tcBorders>
+              <w:top w:val="single" w:sz="3" w:color="D8B0B0"/>
+              <w:start w:val="single" w:sz="3" w:color="D8B0B0"/>
+              <w:bottom w:val="single" w:sz="3" w:color="D8B0B0"/>
+              <w:end w:val="single" w:sz="3" w:color="D8B0B0"/>
+              <w:insideH w:val="single" w:sz="3" w:color="D8B0B0"/>
+              <w:insideV w:val="single" w:sz="3" w:color="D8B0B0"/>
+            </w:tcBorders>
+            <w:shd w:fill="FCE8E6"/>
+            <w:vAlign w:val="center"/>
+            <w:tcMar>
+              <w:top w:w="38" w:type="dxa"/>
+              <w:bottom w:w="38" w:type="dxa"/>
+              <w:start w:w="55" w:type="dxa"/>
+              <w:end w:w="55" w:type="dxa"/>
+            </w:tcMar>
+          </w:tcPr>
+          <w:p>
+            <w:pPr>
+              <w:spacing w:before="0" w:after="0" w:line="223" w:lineRule="auto"/>
+            </w:pPr>
+            <w:r/>
+            <w:r>
+              <w:rPr>
+                <w:rFonts w:ascii="Calibri" w:hAnsi="Calibri"/>
+                <w:b/>
+                <w:color w:val="942323"/>
+                <w:sz w:val="12"/>
+              </w:rPr>
+              <w:t>2  Sichern</w:t>
+            </w:r>
+          </w:p>
+        </w:tc>
+        <w:tc>
+          <w:tcPr>
+            <w:tcW w:type="dxa" w:w="6359"/>
+            <w:tcBorders>
+              <w:top w:val="single" w:sz="3" w:color="D8B0B0"/>
+              <w:start w:val="single" w:sz="3" w:color="D8B0B0"/>
+              <w:bottom w:val="single" w:sz="3" w:color="D8B0B0"/>
+              <w:end w:val="single" w:sz="3" w:color="D8B0B0"/>
+              <w:insideH w:val="single" w:sz="3" w:color="D8B0B0"/>
+              <w:insideV w:val="single" w:sz="3" w:color="D8B0B0"/>
+            </w:tcBorders>
+            <w:vAlign w:val="center"/>
+            <w:tcMar>
+              <w:top w:w="38" w:type="dxa"/>
+              <w:bottom w:w="38" w:type="dxa"/>
+              <w:start w:w="55" w:type="dxa"/>
+              <w:end w:w="55" w:type="dxa"/>
+            </w:tcMar>
+          </w:tcPr>
+          <w:p>
+            <w:pPr>
+              <w:spacing w:before="0" w:after="0" w:line="223" w:lineRule="auto"/>
+            </w:pPr>
+            <w:r/>
+            <w:r>
+              <w:rPr>
+                <w:rFonts w:ascii="Calibri" w:hAnsi="Calibri"/>
+                <w:b w:val="0"/>
+                <w:color w:val="202327"/>
+                <w:sz w:val="11"/>
+              </w:rPr>
+              <w:t>Borg-Backup läuft täglich. Vor riskanten Arbeiten letzten erfolgreichen Lauf und App-Backup kontrollieren.</w:t>
+            </w:r>
+          </w:p>
+        </w:tc>
+      </w:tr>
+      <w:tr>
+        <w:trPr/>
+        <w:tc>
+          <w:tcPr>
+            <w:tcW w:type="dxa" w:w="1408"/>
+            <w:tcBorders>
+              <w:top w:val="single" w:sz="3" w:color="D8B0B0"/>
+              <w:start w:val="single" w:sz="3" w:color="D8B0B0"/>
+              <w:bottom w:val="single" w:sz="3" w:color="D8B0B0"/>
+              <w:end w:val="single" w:sz="3" w:color="D8B0B0"/>
+              <w:insideH w:val="single" w:sz="3" w:color="D8B0B0"/>
+              <w:insideV w:val="single" w:sz="3" w:color="D8B0B0"/>
+            </w:tcBorders>
+            <w:shd w:fill="FCE8E6"/>
+            <w:vAlign w:val="center"/>
+            <w:tcMar>
+              <w:top w:w="38" w:type="dxa"/>
+              <w:bottom w:w="38" w:type="dxa"/>
+              <w:start w:w="55" w:type="dxa"/>
+              <w:end w:w="55" w:type="dxa"/>
+            </w:tcMar>
+          </w:tcPr>
+          <w:p>
+            <w:pPr>
+              <w:spacing w:before="0" w:after="0" w:line="223" w:lineRule="auto"/>
+            </w:pPr>
+            <w:r/>
+            <w:r>
+              <w:rPr>
+                <w:rFonts w:ascii="Calibri" w:hAnsi="Calibri"/>
+                <w:b/>
+                <w:color w:val="942323"/>
+                <w:sz w:val="12"/>
+              </w:rPr>
+              <w:t>3  Quelle nutzen</w:t>
+            </w:r>
+          </w:p>
+        </w:tc>
+        <w:tc>
+          <w:tcPr>
+            <w:tcW w:type="dxa" w:w="6359"/>
+            <w:tcBorders>
+              <w:top w:val="single" w:sz="3" w:color="D8B0B0"/>
+              <w:start w:val="single" w:sz="3" w:color="D8B0B0"/>
+              <w:bottom w:val="single" w:sz="3" w:color="D8B0B0"/>
+              <w:end w:val="single" w:sz="3" w:color="D8B0B0"/>
+              <w:insideH w:val="single" w:sz="3" w:color="D8B0B0"/>
+              <w:insideV w:val="single" w:sz="3" w:color="D8B0B0"/>
+            </w:tcBorders>
+            <w:vAlign w:val="center"/>
+            <w:tcMar>
+              <w:top w:w="38" w:type="dxa"/>
+              <w:bottom w:w="38" w:type="dxa"/>
+              <w:start w:w="55" w:type="dxa"/>
+              <w:end w:w="55" w:type="dxa"/>
+            </w:tcMar>
+          </w:tcPr>
+          <w:p>
+            <w:pPr>
+              <w:spacing w:before="0" w:after="0" w:line="223" w:lineRule="auto"/>
+            </w:pPr>
+            <w:r/>
+            <w:r>
+              <w:rPr>
+                <w:rFonts w:ascii="Calibri" w:hAnsi="Calibri"/>
+                <w:b w:val="0"/>
+                <w:color w:val="202327"/>
+                <w:sz w:val="11"/>
+              </w:rPr>
+              <w:t>Änderungen nur über Admin-GUI, dokumentierte Skripte oder Compose-Dateien in den oben genannten Serverpfaden.</w:t>
+            </w:r>
+          </w:p>
+        </w:tc>
+      </w:tr>
+      <w:tr>
+        <w:trPr/>
+        <w:tc>
+          <w:tcPr>
+            <w:tcW w:type="dxa" w:w="1408"/>
+            <w:tcBorders>
+              <w:top w:val="single" w:sz="3" w:color="D8B0B0"/>
+              <w:start w:val="single" w:sz="3" w:color="D8B0B0"/>
+              <w:bottom w:val="single" w:sz="3" w:color="D8B0B0"/>
+              <w:end w:val="single" w:sz="3" w:color="D8B0B0"/>
+              <w:insideH w:val="single" w:sz="3" w:color="D8B0B0"/>
+              <w:insideV w:val="single" w:sz="3" w:color="D8B0B0"/>
+            </w:tcBorders>
+            <w:shd w:fill="FCE8E6"/>
+            <w:vAlign w:val="center"/>
+            <w:tcMar>
+              <w:top w:w="38" w:type="dxa"/>
+              <w:bottom w:w="38" w:type="dxa"/>
+              <w:start w:w="55" w:type="dxa"/>
+              <w:end w:w="55" w:type="dxa"/>
+            </w:tcMar>
+          </w:tcPr>
+          <w:p>
+            <w:pPr>
+              <w:spacing w:before="0" w:after="0" w:line="223" w:lineRule="auto"/>
+            </w:pPr>
+            <w:r/>
+            <w:r>
+              <w:rPr>
+                <w:rFonts w:ascii="Calibri" w:hAnsi="Calibri"/>
+                <w:b/>
+                <w:color w:val="942323"/>
+                <w:sz w:val="12"/>
+              </w:rPr>
+              <w:t>4  Nicht löschen</w:t>
+            </w:r>
+          </w:p>
+        </w:tc>
+        <w:tc>
+          <w:tcPr>
+            <w:tcW w:type="dxa" w:w="6359"/>
+            <w:tcBorders>
+              <w:top w:val="single" w:sz="3" w:color="D8B0B0"/>
+              <w:start w:val="single" w:sz="3" w:color="D8B0B0"/>
+              <w:bottom w:val="single" w:sz="3" w:color="D8B0B0"/>
+              <w:end w:val="single" w:sz="3" w:color="D8B0B0"/>
+              <w:insideH w:val="single" w:sz="3" w:color="D8B0B0"/>
+              <w:insideV w:val="single" w:sz="3" w:color="D8B0B0"/>
+            </w:tcBorders>
+            <w:vAlign w:val="center"/>
+            <w:tcMar>
+              <w:top w:w="38" w:type="dxa"/>
+              <w:bottom w:w="38" w:type="dxa"/>
+              <w:start w:w="55" w:type="dxa"/>
+              <w:end w:w="55" w:type="dxa"/>
+            </w:tcMar>
+          </w:tcPr>
+          <w:p>
+            <w:pPr>
+              <w:spacing w:before="0" w:after="0" w:line="223" w:lineRule="auto"/>
+            </w:pPr>
+            <w:r/>
+            <w:r>
+              <w:rPr>
+                <w:rFonts w:ascii="Calibri" w:hAnsi="Calibri"/>
+                <w:b w:val="0"/>
+                <w:color w:val="942323"/>
+                <w:sz w:val="11"/>
+              </w:rPr>
+              <w:t>/srv/immich (ca. 49 GB), Docker-Volumes, /opt/apps, /home/art/arkons, /etc/caddy, .env-Dateien.</w:t>
+            </w:r>
+          </w:p>
+        </w:tc>
+      </w:tr>
+      <w:tr>
+        <w:trPr/>
+        <w:tc>
+          <w:tcPr>
+            <w:tcW w:type="dxa" w:w="1408"/>
+            <w:tcBorders>
+              <w:top w:val="single" w:sz="3" w:color="D8B0B0"/>
+              <w:start w:val="single" w:sz="3" w:color="D8B0B0"/>
+              <w:bottom w:val="single" w:sz="3" w:color="D8B0B0"/>
+              <w:end w:val="single" w:sz="3" w:color="D8B0B0"/>
+              <w:insideH w:val="single" w:sz="3" w:color="D8B0B0"/>
+              <w:insideV w:val="single" w:sz="3" w:color="D8B0B0"/>
+            </w:tcBorders>
+            <w:shd w:fill="FCE8E6"/>
+            <w:vAlign w:val="center"/>
+            <w:tcMar>
+              <w:top w:w="38" w:type="dxa"/>
+              <w:bottom w:w="38" w:type="dxa"/>
+              <w:start w:w="55" w:type="dxa"/>
+              <w:end w:w="55" w:type="dxa"/>
+            </w:tcMar>
+          </w:tcPr>
+          <w:p>
+            <w:pPr>
+              <w:spacing w:before="0" w:after="0" w:line="223" w:lineRule="auto"/>
+            </w:pPr>
+            <w:r/>
+            <w:r>
+              <w:rPr>
+                <w:rFonts w:ascii="Calibri" w:hAnsi="Calibri"/>
+                <w:b/>
+                <w:color w:val="942323"/>
+                <w:sz w:val="12"/>
+              </w:rPr>
+              <w:t>5  Im Zweifel</w:t>
+            </w:r>
+          </w:p>
+        </w:tc>
+        <w:tc>
+          <w:tcPr>
+            <w:tcW w:type="dxa" w:w="6359"/>
+            <w:tcBorders>
+              <w:top w:val="single" w:sz="3" w:color="D8B0B0"/>
+              <w:start w:val="single" w:sz="3" w:color="D8B0B0"/>
+              <w:bottom w:val="single" w:sz="3" w:color="D8B0B0"/>
+              <w:end w:val="single" w:sz="3" w:color="D8B0B0"/>
+              <w:insideH w:val="single" w:sz="3" w:color="D8B0B0"/>
+              <w:insideV w:val="single" w:sz="3" w:color="D8B0B0"/>
+            </w:tcBorders>
+            <w:vAlign w:val="center"/>
+            <w:tcMar>
+              <w:top w:w="38" w:type="dxa"/>
+              <w:bottom w:w="38" w:type="dxa"/>
+              <w:start w:w="55" w:type="dxa"/>
+              <w:end w:w="55" w:type="dxa"/>
+            </w:tcMar>
+          </w:tcPr>
+          <w:p>
+            <w:pPr>
+              <w:spacing w:before="0" w:after="0" w:line="223" w:lineRule="auto"/>
+            </w:pPr>
+            <w:r/>
+            <w:r>
+              <w:rPr>
+                <w:rFonts w:ascii="Calibri" w:hAnsi="Calibri"/>
+                <w:b w:val="0"/>
+                <w:color w:val="942323"/>
+                <w:sz w:val="11"/>
+              </w:rPr>
+              <w:t>Nichts verändern. Ausgabe/Screenshot sichern und zuerst die zentrale Admin-Doku lesen.</w:t>
+            </w:r>
+          </w:p>
+        </w:tc>
+      </w:tr>
+    </w:tbl>
     <w:p>
       <w:pPr>
-        <w:pStyle w:val="ListBullet"/>
-        <w:spacing w:after="2" w:line="228" w:lineRule="auto"/>
-        <w:ind w:left="181" w:hanging="102"/>
-      </w:pPr>
-      <w:r>
-        <w:rPr>
-          <w:rFonts w:ascii="Arial" w:hAnsi="Arial" w:eastAsia="Arial"/>
-          <w:color w:val="962828"/>
-          <w:sz w:val="11"/>
-        </w:rPr>
-        <w:t>/etc/caddy/Caddyfile und /etc/caddy/sites-enabled/*.caddy: öffentlicher Eingang für Webdienste.</w:t>
-      </w:r>
-    </w:p>
-    <w:p>
-      <w:pPr>
-        <w:pStyle w:val="ListBullet"/>
-        <w:spacing w:after="2" w:line="228" w:lineRule="auto"/>
-        <w:ind w:left="181" w:hanging="102"/>
-      </w:pPr>
-      <w:r>
-        <w:rPr>
-          <w:rFonts w:ascii="Arial" w:hAnsi="Arial" w:eastAsia="Arial"/>
-          <w:color w:val="962828"/>
-          <w:sz w:val="11"/>
-        </w:rPr>
-        <w:t>/srv/immich/library und /srv/immich/postgres: Fotos und Immich-Datenbank.</w:t>
-      </w:r>
-    </w:p>
-    <w:p>
-      <w:pPr>
-        <w:pStyle w:val="ListBullet"/>
-        <w:spacing w:after="2" w:line="228" w:lineRule="auto"/>
-        <w:ind w:left="181" w:hanging="102"/>
-      </w:pPr>
-      <w:r>
-        <w:rPr>
-          <w:rFonts w:ascii="Arial" w:hAnsi="Arial" w:eastAsia="Arial"/>
-          <w:color w:val="962828"/>
-          <w:sz w:val="11"/>
-        </w:rPr>
-        <w:t>/opt/apps/* und /home/art/arkons: App-Repos und Deploy-Konfigurationen.</w:t>
-      </w:r>
-    </w:p>
-    <w:p>
-      <w:pPr>
-        <w:pStyle w:val="ListBullet"/>
-        <w:spacing w:after="2" w:line="228" w:lineRule="auto"/>
-        <w:ind w:left="181" w:hanging="102"/>
-      </w:pPr>
-      <w:r>
-        <w:rPr>
-          <w:rFonts w:ascii="Arial" w:hAnsi="Arial" w:eastAsia="Arial"/>
-          <w:color w:val="962828"/>
-          <w:sz w:val="11"/>
-        </w:rPr>
-        <w:t>Docker-Volumes nur löschen, wenn klar ist, welche App-Daten darin liegen.</w:t>
-      </w:r>
-    </w:p>
-    <w:p>
-      <w:pPr>
-        <w:pStyle w:val="ListBullet"/>
-        <w:spacing w:after="2" w:line="228" w:lineRule="auto"/>
-        <w:ind w:left="181" w:hanging="102"/>
-      </w:pPr>
-      <w:r>
-        <w:rPr>
-          <w:rFonts w:ascii="Arial" w:hAnsi="Arial" w:eastAsia="Arial"/>
-          <w:color w:val="962828"/>
-          <w:sz w:val="11"/>
-        </w:rPr>
-        <w:t>Bei Unsicherheit: Status prüfen, Foto/Screenshot machen, nichts löschen.</w:t>
-      </w:r>
-    </w:p>
-    <w:p>
-      <w:pPr>
-        <w:spacing w:before="20"/>
+        <w:spacing w:before="30" w:after="0"/>
         <w:jc w:val="center"/>
       </w:pPr>
       <w:r>
         <w:rPr>
-          <w:rFonts w:ascii="Arial" w:hAnsi="Arial"/>
+          <w:rFonts w:ascii="Calibri" w:hAnsi="Calibri"/>
           <w:b/>
-          <w:color w:val="14304E"/>
-          <w:sz w:val="11"/>
+          <w:color w:val="1C4160"/>
+          <w:sz w:val="12"/>
         </w:rPr>
-        <w:t>Kurzregel: zentrale Admin-Startseite öffnen, Status prüfen, Backup machen, erst dann ändern.</w:t>
+        <w:t>Kurzregel: Browser oder SSH -&gt; Status prüfen -&gt; Backup prüfen -&gt; dokumentierten Weg verwenden -&gt; erneut prüfen.</w:t>
       </w:r>
     </w:p>
     <w:sectPr>
+      <w:footerReference w:type="default" r:id="rId9"/>
       <w:pgSz w:w="8391" w:h="11906"/>
-      <w:pgMar w:top="312" w:right="312" w:bottom="255" w:left="312" w:header="720" w:footer="720" w:gutter="0"/>
+      <w:pgMar w:top="312" w:right="312" w:bottom="283" w:left="312" w:header="113" w:footer="113" w:gutter="0"/>
       <w:cols w:space="720"/>
       <w:docGrid w:linePitch="360"/>
     </w:sectPr>
   </w:body>
 </w:document>
+</file>
+
+<file path=word/footer1.xml><?xml version="1.0" encoding="utf-8"?>
+<w:ftr xmlns:m="http://schemas.openxmlformats.org/officeDocument/2006/math" xmlns:mc="http://schemas.openxmlformats.org/markup-compatibility/2006" xmlns:mo="http://schemas.microsoft.com/office/mac/office/2008/main" xmlns:mv="urn:schemas-microsoft-com:mac:vml" xmlns:o="urn:schemas-microsoft-com:office:office" xmlns:r="http://schemas.openxmlformats.org/officeDocument/2006/relationships" xmlns:v="urn:schemas-microsoft-com:vml" xmlns:w10="urn:schemas-microsoft-com:office:word" xmlns:w14="http://schemas.microsoft.com/office/word/2010/wordml" xmlns:w="http://schemas.openxmlformats.org/wordprocessingml/2006/main" xmlns:wne="http://schemas.microsoft.com/office/word/2006/wordml" xmlns:wp14="http://schemas.microsoft.com/office/word/2010/wordprocessingDrawing" xmlns:wp="http://schemas.openxmlformats.org/drawingml/2006/wordprocessingDrawing" xmlns:wpc="http://schemas.microsoft.com/office/word/2010/wordprocessingCanvas" xmlns:wpg="http://schemas.microsoft.com/office/word/2010/wordprocessingGroup" xmlns:wpi="http://schemas.microsoft.com/office/word/2010/wordprocessingInk" xmlns:wps="http://schemas.microsoft.com/office/word/2010/wordprocessingShape" mc:Ignorable="w14 wp14">
+  <w:p>
+    <w:pPr>
+      <w:pStyle w:val="Footer"/>
+      <w:spacing w:after="0"/>
+      <w:jc w:val="center"/>
+    </w:pPr>
+    <w:r>
+      <w:rPr>
+        <w:rFonts w:ascii="Calibri" w:hAnsi="Calibri"/>
+        <w:color w:val="5C626A"/>
+        <w:sz w:val="11"/>
+      </w:rPr>
+      <w:t>artserver | lokale IP 192.168.1.136 | Stand 02.07.2026</w:t>
+    </w:r>
+  </w:p>
+</w:ftr>
 </file>
 
 <file path=word/numbering.xml><?xml version="1.0" encoding="utf-8"?>
@@ -1464,11 +2711,12 @@
     <w:qFormat/>
     <w:rsid w:val="00FC693F"/>
     <w:pPr>
-      <w:spacing w:after="12" w:line="228" w:lineRule="auto"/>
+      <w:spacing w:before="0" w:after="26" w:line="240" w:lineRule="auto"/>
     </w:pPr>
     <w:rPr>
-      <w:rFonts w:ascii="Arial" w:hAnsi="Arial" w:eastAsia="Arial"/>
-      <w:sz w:val="12"/>
+      <w:rFonts w:ascii="Calibri" w:hAnsi="Calibri"/>
+      <w:color w:val="202327"/>
+      <w:sz w:val="14"/>
     </w:rPr>
   </w:style>
   <w:style w:type="paragraph" w:styleId="Header">
@@ -1526,15 +2774,15 @@
     <w:pPr>
       <w:keepNext/>
       <w:keepLines/>
-      <w:spacing w:before="44" w:after="24"/>
+      <w:spacing w:before="60" w:after="28"/>
       <w:outlineLvl w:val="0"/>
     </w:pPr>
     <w:rPr>
-      <w:rFonts w:asciiTheme="majorHAnsi" w:eastAsiaTheme="majorEastAsia" w:hAnsiTheme="majorHAnsi" w:cstheme="majorBidi" w:ascii="Arial" w:hAnsi="Arial" w:eastAsia="Arial"/>
+      <w:rFonts w:asciiTheme="majorHAnsi" w:eastAsiaTheme="majorEastAsia" w:hAnsiTheme="majorHAnsi" w:cstheme="majorBidi" w:ascii="Calibri" w:hAnsi="Calibri"/>
       <w:b/>
       <w:bCs/>
-      <w:color w:val="14304E"/>
-      <w:sz w:val="15"/>
+      <w:color w:val="2E74B5"/>
+      <w:sz w:val="18"/>
       <w:szCs w:val="28"/>
     </w:rPr>
   </w:style>
@@ -1550,15 +2798,15 @@
     <w:pPr>
       <w:keepNext/>
       <w:keepLines/>
-      <w:spacing w:before="200" w:after="0"/>
+      <w:spacing w:before="40" w:after="20"/>
       <w:outlineLvl w:val="1"/>
     </w:pPr>
     <w:rPr>
-      <w:rFonts w:asciiTheme="majorHAnsi" w:eastAsiaTheme="majorEastAsia" w:hAnsiTheme="majorHAnsi" w:cstheme="majorBidi"/>
+      <w:rFonts w:asciiTheme="majorHAnsi" w:eastAsiaTheme="majorEastAsia" w:hAnsiTheme="majorHAnsi" w:cstheme="majorBidi" w:ascii="Calibri" w:hAnsi="Calibri"/>
       <w:b/>
       <w:bCs/>
-      <w:color w:val="4F81BD" w:themeColor="accent1"/>
-      <w:sz w:val="26"/>
+      <w:color w:val="1C4160"/>
+      <w:sz w:val="14"/>
       <w:szCs w:val="26"/>
     </w:rPr>
   </w:style>
@@ -1819,12 +3067,11 @@
       <w:contextualSpacing/>
     </w:pPr>
     <w:rPr>
-      <w:rFonts w:asciiTheme="majorHAnsi" w:eastAsiaTheme="majorEastAsia" w:hAnsiTheme="majorHAnsi" w:cstheme="majorBidi" w:ascii="Arial" w:hAnsi="Arial" w:eastAsia="Arial"/>
-      <w:b/>
-      <w:color w:val="14304E"/>
+      <w:rFonts w:asciiTheme="majorHAnsi" w:eastAsiaTheme="majorEastAsia" w:hAnsiTheme="majorHAnsi" w:cstheme="majorBidi"/>
+      <w:color w:val="17365D" w:themeColor="text2" w:themeShade="BF"/>
       <w:spacing w:val="5"/>
       <w:kern w:val="28"/>
-      <w:sz w:val="29"/>
+      <w:sz w:val="52"/>
       <w:szCs w:val="52"/>
     </w:rPr>
   </w:style>
@@ -13153,6 +14400,19 @@
         <w:shd w:val="clear" w:color="auto" w:fill="FBCAA2" w:themeFill="accent6" w:themeFillTint="7F"/>
       </w:tcPr>
     </w:tblStylePr>
+  </w:style>
+  <w:style w:type="paragraph" w:customStyle="1" w:styleId="A5Title">
+    <w:name w:val="A5 Title"/>
+    <w:pPr>
+      <w:keepNext/>
+      <w:spacing w:before="0" w:after="16"/>
+    </w:pPr>
+    <w:rPr>
+      <w:rFonts w:ascii="Calibri" w:hAnsi="Calibri"/>
+      <w:b/>
+      <w:color w:val="1C4160"/>
+      <w:sz w:val="31"/>
+    </w:rPr>
   </w:style>
 </w:styles>
 </file>
